--- a/svoyo-delo/대본/5부/12화_Rost.docx
+++ b/svoyo-delo/대본/5부/12화_Rost.docx
@@ -565,7 +565,7 @@
         <w:t xml:space="preserve"> </w:t>
       </w:r>
       <w:r>
-        <w:t xml:space="preserve">- 규칙: 지문 없음. 전 화 100% 「화자명: 대사」. 1턴 18단어 이내 + 긴 턴 10~15회(30~55단어). 문법 초점(B2+): 금액·배수(три и одна десятая; в три раза больше), 원인(из-за того, что…), 대조(не на рост — на дорогу; не стыдиться, а финансировать), 조건(Если растём… Если ограничиваем…).</w:t>
+        <w:t xml:space="preserve">- 규칙: 지문 없음. 전 화 100% 「화자명: 대사」. 1턴 24단어 이내 + 긴 턴 10~15회(35~60단어). 문법 초점(B2+): 금액·배수(три и одна десятая; в три раза больше), 원인(из-за того, что…), 대조(не на рост — на дорогу; не стыдиться, а финансировать), 조건(Если растём… Если ограничиваем…).</w:t>
       </w:r>
       <w:r>
         <w:t xml:space="preserve"> </w:t>
@@ -976,119 +976,119 @@
         <w:pStyle w:val="FirstParagraph"/>
       </w:pPr>
       <w:r>
-        <w:t xml:space="preserve">KIRILL: Внимание. Цифра. Январь — ноябрь. Девяносто одна тысяча шприцев. Прошлый год — двадцать девять.</w:t>
-      </w:r>
-    </w:p>
-    <w:p>
-      <w:pPr>
-        <w:pStyle w:val="BodyText"/>
-      </w:pPr>
-      <w:r>
-        <w:t xml:space="preserve">DIMA: Девяносто одна? Это… это сколько раз?</w:t>
-      </w:r>
-    </w:p>
-    <w:p>
-      <w:pPr>
-        <w:pStyle w:val="BodyText"/>
-      </w:pPr>
-      <w:r>
-        <w:t xml:space="preserve">KIRILL: Три и одна десятая. Три раза. Больше трёх.</w:t>
-      </w:r>
-    </w:p>
-    <w:p>
-      <w:pPr>
-        <w:pStyle w:val="BodyText"/>
-      </w:pPr>
-      <w:r>
-        <w:t xml:space="preserve">IRINA: Не кричите. Я проверила. Три раза. Каждая строчка — с накладной.</w:t>
-      </w:r>
-    </w:p>
-    <w:p>
-      <w:pPr>
-        <w:pStyle w:val="BodyText"/>
-      </w:pPr>
-      <w:r>
-        <w:t xml:space="preserve">ALEKSEY: Три раза. А Седжин просил два. Твёрдо.</w:t>
-      </w:r>
-    </w:p>
-    <w:p>
-      <w:pPr>
-        <w:pStyle w:val="BodyText"/>
-      </w:pPr>
-      <w:r>
-        <w:t xml:space="preserve">OLGA: А Чхве просил три. Получается, Танк был прав.</w:t>
-      </w:r>
-    </w:p>
-    <w:p>
-      <w:pPr>
-        <w:pStyle w:val="BodyText"/>
-      </w:pPr>
-      <w:r>
-        <w:t xml:space="preserve">KIRILL: Регионы — сорок процентов. Петербург — первый. Потом Казань. Потом Урал. Владивосток — паром каждую неделю.</w:t>
-      </w:r>
-    </w:p>
-    <w:p>
-      <w:pPr>
-        <w:pStyle w:val="BodyText"/>
-      </w:pPr>
-      <w:r>
-        <w:t xml:space="preserve">DIMA: Корейские тренеры — с июня. Пять городов. Экзаменов в месяц — девяносто. Было сорок.</w:t>
-      </w:r>
-    </w:p>
-    <w:p>
-      <w:pPr>
-        <w:pStyle w:val="BodyText"/>
-      </w:pPr>
-      <w:r>
-        <w:t xml:space="preserve">ALEKSEY: Девяносто врачей в месяц. Мы год назад мечтали о шестидесяти.</w:t>
-      </w:r>
-    </w:p>
-    <w:p>
-      <w:pPr>
-        <w:pStyle w:val="BodyText"/>
-      </w:pPr>
-      <w:r>
-        <w:t xml:space="preserve">IRINA: Алексей. Не радуйтесь пока. У меня тоже есть цифра. Хуже.</w:t>
-      </w:r>
-    </w:p>
-    <w:p>
-      <w:pPr>
-        <w:pStyle w:val="BodyText"/>
-      </w:pPr>
-      <w:r>
-        <w:t xml:space="preserve">ALEKSEY: Какая?</w:t>
-      </w:r>
-    </w:p>
-    <w:p>
-      <w:pPr>
-        <w:pStyle w:val="BodyText"/>
-      </w:pPr>
-      <w:r>
-        <w:t xml:space="preserve">IRINA: Касса. В пятницу платёж Седжин. Тридцать восемь миллионов. На счёте — девять.</w:t>
-      </w:r>
-    </w:p>
-    <w:p>
-      <w:pPr>
-        <w:pStyle w:val="BodyText"/>
-      </w:pPr>
-      <w:r>
-        <w:t xml:space="preserve">KIRILL: Девять? Но мы же продали в три раза больше!</w:t>
-      </w:r>
-    </w:p>
-    <w:p>
-      <w:pPr>
-        <w:pStyle w:val="BodyText"/>
-      </w:pPr>
-      <w:r>
-        <w:t xml:space="preserve">IRINA: Продали. А деньги ещё не пришли. Рост, Кирилл, — это не деньги. Рост — это долг, который ещё не вернули.</w:t>
-      </w:r>
-    </w:p>
-    <w:p>
-      <w:pPr>
-        <w:pStyle w:val="BodyText"/>
-      </w:pPr>
-      <w:r>
-        <w:t xml:space="preserve">ALEKSEY: Совещание. Через час. Все. И Корнилову позовите.</w:t>
+        <w:t xml:space="preserve">KIRILL: Внимание, у меня цифра. С января по ноябрь мы продали девяносто одну тысячу шприцев, а в прошлом году двадцать девять.</w:t>
+      </w:r>
+    </w:p>
+    <w:p>
+      <w:pPr>
+        <w:pStyle w:val="BodyText"/>
+      </w:pPr>
+      <w:r>
+        <w:t xml:space="preserve">DIMA: Девяносто одна тысяча? Это… это во сколько раз больше, Кирилл?</w:t>
+      </w:r>
+    </w:p>
+    <w:p>
+      <w:pPr>
+        <w:pStyle w:val="BodyText"/>
+      </w:pPr>
+      <w:r>
+        <w:t xml:space="preserve">KIRILL: В три и одну десятую, то есть в три раза больше, и даже чуть больше трёх.</w:t>
+      </w:r>
+    </w:p>
+    <w:p>
+      <w:pPr>
+        <w:pStyle w:val="BodyText"/>
+      </w:pPr>
+      <w:r>
+        <w:t xml:space="preserve">IRINA: Не кричите, я уже проверила: в три раза, и за каждой строчкой стоит накладная.</w:t>
+      </w:r>
+    </w:p>
+    <w:p>
+      <w:pPr>
+        <w:pStyle w:val="BodyText"/>
+      </w:pPr>
+      <w:r>
+        <w:t xml:space="preserve">ALEKSEY: В три раза, а Седжин просил в два, причём твёрдо.</w:t>
+      </w:r>
+    </w:p>
+    <w:p>
+      <w:pPr>
+        <w:pStyle w:val="BodyText"/>
+      </w:pPr>
+      <w:r>
+        <w:t xml:space="preserve">OLGA: А Чхве просил три. Получается, что Танк всё-таки был прав.</w:t>
+      </w:r>
+    </w:p>
+    <w:p>
+      <w:pPr>
+        <w:pStyle w:val="BodyText"/>
+      </w:pPr>
+      <w:r>
+        <w:t xml:space="preserve">KIRILL: Регионы дают сорок процентов. Петербург первый, потом Казань и Урал, а во Владивосток паром ходит каждую неделю.</w:t>
+      </w:r>
+    </w:p>
+    <w:p>
+      <w:pPr>
+        <w:pStyle w:val="BodyText"/>
+      </w:pPr>
+      <w:r>
+        <w:t xml:space="preserve">DIMA: Корейские тренеры работают с июня в пяти городах, и экзаменов теперь девяносто в месяц, а было сорок.</w:t>
+      </w:r>
+    </w:p>
+    <w:p>
+      <w:pPr>
+        <w:pStyle w:val="BodyText"/>
+      </w:pPr>
+      <w:r>
+        <w:t xml:space="preserve">ALEKSEY: Девяносто врачей в месяц, а год назад мы мечтали о шестидесяти.</w:t>
+      </w:r>
+    </w:p>
+    <w:p>
+      <w:pPr>
+        <w:pStyle w:val="BodyText"/>
+      </w:pPr>
+      <w:r>
+        <w:t xml:space="preserve">IRINA: Алексей, не радуйтесь пока, потому что у меня тоже есть цифра, и она хуже.</w:t>
+      </w:r>
+    </w:p>
+    <w:p>
+      <w:pPr>
+        <w:pStyle w:val="BodyText"/>
+      </w:pPr>
+      <w:r>
+        <w:t xml:space="preserve">ALEKSEY: Какая цифра? Говорите сразу, Ирина.</w:t>
+      </w:r>
+    </w:p>
+    <w:p>
+      <w:pPr>
+        <w:pStyle w:val="BodyText"/>
+      </w:pPr>
+      <w:r>
+        <w:t xml:space="preserve">IRINA: Это касса. В пятницу у нас платёж Седжин на тридцать восемь миллионов, а на счёте всего девять.</w:t>
+      </w:r>
+    </w:p>
+    <w:p>
+      <w:pPr>
+        <w:pStyle w:val="BodyText"/>
+      </w:pPr>
+      <w:r>
+        <w:t xml:space="preserve">KIRILL: Девять? Но мы же продали в три раза больше, чем в прошлом году!</w:t>
+      </w:r>
+    </w:p>
+    <w:p>
+      <w:pPr>
+        <w:pStyle w:val="BodyText"/>
+      </w:pPr>
+      <w:r>
+        <w:t xml:space="preserve">IRINA: Продали, но деньги ещё не пришли. Рост, Кирилл, — это не деньги. Рост — это долг, который ещё не вернули.</w:t>
+      </w:r>
+    </w:p>
+    <w:p>
+      <w:pPr>
+        <w:pStyle w:val="BodyText"/>
+      </w:pPr>
+      <w:r>
+        <w:t xml:space="preserve">ALEKSEY: Через час совещание, все собираемся. И позовите, пожалуйста, Корнилову тоже.</w:t>
       </w:r>
     </w:p>
     <w:bookmarkEnd w:id="21"/>
@@ -1106,23 +1106,23 @@
         <w:pStyle w:val="FirstParagraph"/>
       </w:pPr>
       <w:r>
-        <w:t xml:space="preserve">IRINA: Объясняю один раз. Медленно. Как Корнилова на экзамене. Седжин даёт нам шестьдесят дней отсрочки. Партнёры платят нам через тридцать. На бумаге это хорошо: мы получаем раньше, чем платим. Так думали все. Даже я.</w:t>
-      </w:r>
-    </w:p>
-    <w:p>
-      <w:pPr>
-        <w:pStyle w:val="BodyText"/>
-      </w:pPr>
-      <w:r>
-        <w:t xml:space="preserve">DIMA: Это хорошо. Тогда в чём проблема?</w:t>
-      </w:r>
-    </w:p>
-    <w:p>
-      <w:pPr>
-        <w:pStyle w:val="BodyText"/>
-      </w:pPr>
-      <w:r>
-        <w:t xml:space="preserve">IRINA: Проблема — в дороге. Товар от Вонджу до Подольска — шесть недель. Ещё месяц лежит на складе как запас. Ещё месяц — у партнёров. Итого — четыре месяца от оплаты до денег. А Седжин ждёт два.</w:t>
+        <w:t xml:space="preserve">IRINA: Объясняю один раз и медленно, как Корнилова на экзамене. Седжин даёт нам шестьдесят дней отсрочки, а партнёры платят нам через тридцать. На бумаге это хорошо: получается, что мы получаем деньги раньше, чем платим. Так думали все, даже я.</w:t>
+      </w:r>
+    </w:p>
+    <w:p>
+      <w:pPr>
+        <w:pStyle w:val="BodyText"/>
+      </w:pPr>
+      <w:r>
+        <w:t xml:space="preserve">DIMA: Но ведь это хорошо. Тогда в чём же проблема?</w:t>
+      </w:r>
+    </w:p>
+    <w:p>
+      <w:pPr>
+        <w:pStyle w:val="BodyText"/>
+      </w:pPr>
+      <w:r>
+        <w:t xml:space="preserve">IRINA: Проблема в дороге. Товар идёт от Вонджу до Подольска шесть недель, потом ещё месяц лежит на складе как запас и ещё месяц у партнёров. Итого четыре месяца от оплаты до денег, а Седжин ждёт только два.</w:t>
       </w:r>
     </w:p>
     <w:p>
@@ -1138,247 +1138,247 @@
         <w:pStyle w:val="BodyText"/>
       </w:pPr>
       <w:r>
-        <w:t xml:space="preserve">IRINA: Именно. При тридцати тысячах разрыв был маленький. Теперь — девяносто. Разрыв вырос вместе с продажами.</w:t>
-      </w:r>
-    </w:p>
-    <w:p>
-      <w:pPr>
-        <w:pStyle w:val="BodyText"/>
-      </w:pPr>
-      <w:r>
-        <w:t xml:space="preserve">OLGA: Рост съедает деньги. Это старая история. Я её видела в каждой второй фармкомпании.</w:t>
-      </w:r>
-    </w:p>
-    <w:p>
-      <w:pPr>
-        <w:pStyle w:val="BodyText"/>
-      </w:pPr>
-      <w:r>
-        <w:t xml:space="preserve">ALEKSEY: Сколько не хватает? Честно. До конца года.</w:t>
-      </w:r>
-    </w:p>
-    <w:p>
-      <w:pPr>
-        <w:pStyle w:val="BodyText"/>
-      </w:pPr>
-      <w:r>
-        <w:t xml:space="preserve">IRINA: В пятницу — двадцать девять миллионов. В декабре — ещё сорок. Если рост продолжится — в январе пятьдесят.</w:t>
-      </w:r>
-    </w:p>
-    <w:p>
-      <w:pPr>
-        <w:pStyle w:val="BodyText"/>
-      </w:pPr>
-      <w:r>
-        <w:t xml:space="preserve">DIMA: Пятьдесят миллионов. Из-за того, что мы хорошо работаем?</w:t>
-      </w:r>
-    </w:p>
-    <w:p>
-      <w:pPr>
-        <w:pStyle w:val="BodyText"/>
-      </w:pPr>
-      <w:r>
-        <w:t xml:space="preserve">IRINA: Из-за того, что мы хорошо работаем и плохо считали время. Я считала деньги. Но не считала, что будет три раза. Я закладывала два, как Седжин. Это моя ошибка. Первая за пять лет, которую я не заметила заранее.</w:t>
-      </w:r>
-    </w:p>
-    <w:p>
-      <w:pPr>
-        <w:pStyle w:val="BodyText"/>
-      </w:pPr>
-      <w:r>
-        <w:t xml:space="preserve">KIRILL: Ирина Сергеевна ошиблась? Можно я запишу дату?</w:t>
-      </w:r>
-    </w:p>
-    <w:p>
-      <w:pPr>
-        <w:pStyle w:val="BodyText"/>
-      </w:pPr>
-      <w:r>
-        <w:t xml:space="preserve">IRINA: Запиши. И подчеркни. Чтобы я помнила.</w:t>
-      </w:r>
-    </w:p>
-    <w:p>
-      <w:pPr>
-        <w:pStyle w:val="BodyText"/>
-      </w:pPr>
-      <w:r>
-        <w:t xml:space="preserve">ALEKSEY: Варианты?</w:t>
-      </w:r>
-    </w:p>
-    <w:p>
-      <w:pPr>
-        <w:pStyle w:val="BodyText"/>
-      </w:pPr>
-      <w:r>
-        <w:t xml:space="preserve">IRINA: Первый — банк. Кредит под товар. Восемнадцать процентов. Три месяца на одобрение. До пятницы не успеем.</w:t>
-      </w:r>
-    </w:p>
-    <w:p>
-      <w:pPr>
-        <w:pStyle w:val="BodyText"/>
-      </w:pPr>
-      <w:r>
-        <w:t xml:space="preserve">OLGA: Второй — попросить Седжин об отсрочке. Девяносто дней вместо шестидесяти.</w:t>
-      </w:r>
-    </w:p>
-    <w:p>
-      <w:pPr>
-        <w:pStyle w:val="BodyText"/>
-      </w:pPr>
-      <w:r>
-        <w:t xml:space="preserve">ALEKSEY: Доюн только что спас свою должность. Я не буду просить у него в первую же неделю.</w:t>
-      </w:r>
-    </w:p>
-    <w:p>
-      <w:pPr>
-        <w:pStyle w:val="BodyText"/>
-      </w:pPr>
-      <w:r>
-        <w:t xml:space="preserve">IRINA: Третий — Борис Игоревич. Дополнительный взнос. Он даст. Но это его доля. И разговор.</w:t>
-      </w:r>
-    </w:p>
-    <w:p>
-      <w:pPr>
-        <w:pStyle w:val="BodyText"/>
-      </w:pPr>
-      <w:r>
-        <w:t xml:space="preserve">DIMA: А четвёртый? Есть четвёртый?</w:t>
-      </w:r>
-    </w:p>
-    <w:p>
-      <w:pPr>
-        <w:pStyle w:val="BodyText"/>
-      </w:pPr>
-      <w:r>
-        <w:t xml:space="preserve">IRINA: Четвёртый — замедлиться. Остановить новых врачей в декабре. Меньше продаж — меньше разрыв.</w:t>
-      </w:r>
-    </w:p>
-    <w:p>
-      <w:pPr>
-        <w:pStyle w:val="BodyText"/>
-      </w:pPr>
-      <w:r>
-        <w:t xml:space="preserve">ALEKSEY: Остановить рост, чтобы выжить из-за роста.</w:t>
-      </w:r>
-    </w:p>
-    <w:p>
-      <w:pPr>
-        <w:pStyle w:val="BodyText"/>
-      </w:pPr>
-      <w:r>
-        <w:t xml:space="preserve">OLGA: Это звучит как диагноз.</w:t>
-      </w:r>
-    </w:p>
-    <w:p>
-      <w:pPr>
-        <w:pStyle w:val="BodyText"/>
-      </w:pPr>
-      <w:r>
-        <w:t xml:space="preserve">IRINA: Это и есть диагноз. Болезнь роста. У детей тоже бывает.</w:t>
-      </w:r>
-    </w:p>
-    <w:p>
-      <w:pPr>
-        <w:pStyle w:val="BodyText"/>
-      </w:pPr>
-      <w:r>
-        <w:t xml:space="preserve">KORNILOVA: Можно мне? Я не про деньги. Но мне есть что сказать про «остановить».</w:t>
-      </w:r>
-    </w:p>
-    <w:p>
-      <w:pPr>
-        <w:pStyle w:val="BodyText"/>
-      </w:pPr>
-      <w:r>
-        <w:t xml:space="preserve">ALEKSEY: Елена Викторовна, говорите.</w:t>
-      </w:r>
-    </w:p>
-    <w:p>
-      <w:pPr>
-        <w:pStyle w:val="BodyText"/>
-      </w:pPr>
-      <w:r>
-        <w:t xml:space="preserve">KORNILOVA: Я устала. Не красиво устала. По-настоящему. Девяносто экзаменов в месяц. Пять городов. Новосибирск — раз в квартал. Я в этом году была дома сорок дней. Сорок. В прошлую среду я поймала себя на том, что поставила «зачёт» врачу, которого не досмотрела. Я переписала. Через час. Но я поставила.</w:t>
-      </w:r>
-    </w:p>
-    <w:p>
-      <w:pPr>
-        <w:pStyle w:val="BodyText"/>
-      </w:pPr>
-      <w:r>
-        <w:t xml:space="preserve">OLGA: Вы? Поставили не досмотрев?</w:t>
-      </w:r>
-    </w:p>
-    <w:p>
-      <w:pPr>
-        <w:pStyle w:val="BodyText"/>
-      </w:pPr>
-      <w:r>
-        <w:t xml:space="preserve">KORNILOVA: Я. Та, что три года говорит: «Без экзамена — нет». Поэтому — «остановить». Не из-за денег. Из-за меня.</w:t>
-      </w:r>
-    </w:p>
-    <w:p>
-      <w:pPr>
-        <w:pStyle w:val="BodyText"/>
-      </w:pPr>
-      <w:r>
-        <w:t xml:space="preserve">ALEKSEY: «Себе — тоже». Бабушка говорила. Про фельдшера, который не спит.</w:t>
-      </w:r>
-    </w:p>
-    <w:p>
-      <w:pPr>
-        <w:pStyle w:val="BodyText"/>
-      </w:pPr>
-      <w:r>
-        <w:t xml:space="preserve">KORNILOVA: Ваша бабушка — умная женщина. Передайте ей, что я не сплю. Пусть ругает меня тоже.</w:t>
-      </w:r>
-    </w:p>
-    <w:p>
-      <w:pPr>
-        <w:pStyle w:val="BodyText"/>
-      </w:pPr>
-      <w:r>
-        <w:t xml:space="preserve">DIMA: Что тогда? Мы закрываем экзамены?</w:t>
-      </w:r>
-    </w:p>
-    <w:p>
-      <w:pPr>
-        <w:pStyle w:val="BodyText"/>
-      </w:pPr>
-      <w:r>
-        <w:t xml:space="preserve">KORNILOVA: Нет. Мне нужна замена. Второй главный экзаменатор. Не помощник. Такой же, как я. С правом ставить «нет».</w:t>
-      </w:r>
-    </w:p>
-    <w:p>
-      <w:pPr>
-        <w:pStyle w:val="BodyText"/>
-      </w:pPr>
-      <w:r>
-        <w:t xml:space="preserve">ALEKSEY: Кто?</w:t>
-      </w:r>
-    </w:p>
-    <w:p>
-      <w:pPr>
-        <w:pStyle w:val="BodyText"/>
-      </w:pPr>
-      <w:r>
-        <w:t xml:space="preserve">KORNILOVA: Алина. Она сидит за дверью, я её позвала заранее. Я её проверяла два года. На каждом экзамене она сидела рядом со мной. Она ни разу не поставила «зачёт» из жалости. Даже своей подруге. Даже мне на пробном экзамене.</w:t>
-      </w:r>
-    </w:p>
-    <w:p>
-      <w:pPr>
-        <w:pStyle w:val="BodyText"/>
-      </w:pPr>
-      <w:r>
-        <w:t xml:space="preserve">ALINA: Елена Викторовна, я слышала. Через дверь. Вы серьёзно?</w:t>
-      </w:r>
-    </w:p>
-    <w:p>
-      <w:pPr>
-        <w:pStyle w:val="BodyText"/>
-      </w:pPr>
-      <w:r>
-        <w:t xml:space="preserve">KORNILOVA: Я всегда серьёзно. Особенно когда устала. Заходите.</w:t>
+        <w:t xml:space="preserve">IRINA: Именно так. При тридцати тысячах этот разрыв был маленький, а теперь у нас девяносто, и разрыв вырос вместе с продажами.</w:t>
+      </w:r>
+    </w:p>
+    <w:p>
+      <w:pPr>
+        <w:pStyle w:val="BodyText"/>
+      </w:pPr>
+      <w:r>
+        <w:t xml:space="preserve">OLGA: Рост съедает деньги, это старая история. Я видела её в каждой второй фармкомпании, где работала.</w:t>
+      </w:r>
+    </w:p>
+    <w:p>
+      <w:pPr>
+        <w:pStyle w:val="BodyText"/>
+      </w:pPr>
+      <w:r>
+        <w:t xml:space="preserve">ALEKSEY: Сколько нам не хватает до конца года? Только честно.</w:t>
+      </w:r>
+    </w:p>
+    <w:p>
+      <w:pPr>
+        <w:pStyle w:val="BodyText"/>
+      </w:pPr>
+      <w:r>
+        <w:t xml:space="preserve">IRINA: В пятницу двадцать девять миллионов, в декабре ещё сорок, а если рост продолжится, то в январе пятьдесят.</w:t>
+      </w:r>
+    </w:p>
+    <w:p>
+      <w:pPr>
+        <w:pStyle w:val="BodyText"/>
+      </w:pPr>
+      <w:r>
+        <w:t xml:space="preserve">DIMA: Пятьдесят миллионов не хватает только из-за того, что мы хорошо работаем?</w:t>
+      </w:r>
+    </w:p>
+    <w:p>
+      <w:pPr>
+        <w:pStyle w:val="BodyText"/>
+      </w:pPr>
+      <w:r>
+        <w:t xml:space="preserve">IRINA: Из-за того, что мы хорошо работаем и плохо считали время. Я считала деньги, но не думала, что будет три раза, и закладывала два, как Седжин. Это моя ошибка, первая за пять лет, которую я не заметила заранее.</w:t>
+      </w:r>
+    </w:p>
+    <w:p>
+      <w:pPr>
+        <w:pStyle w:val="BodyText"/>
+      </w:pPr>
+      <w:r>
+        <w:t xml:space="preserve">KIRILL: Ирина Сергеевна ошиблась? Можно, я запишу сегодняшнюю дату?</w:t>
+      </w:r>
+    </w:p>
+    <w:p>
+      <w:pPr>
+        <w:pStyle w:val="BodyText"/>
+      </w:pPr>
+      <w:r>
+        <w:t xml:space="preserve">IRINA: Запиши и подчеркни, чтобы я всегда об этом помнила.</w:t>
+      </w:r>
+    </w:p>
+    <w:p>
+      <w:pPr>
+        <w:pStyle w:val="BodyText"/>
+      </w:pPr>
+      <w:r>
+        <w:t xml:space="preserve">ALEKSEY: Хорошо. Какие у нас есть варианты?</w:t>
+      </w:r>
+    </w:p>
+    <w:p>
+      <w:pPr>
+        <w:pStyle w:val="BodyText"/>
+      </w:pPr>
+      <w:r>
+        <w:t xml:space="preserve">IRINA: Первый — банк, кредит под товар под восемнадцать процентов. Но одобрение займёт три месяца, так что до пятницы мы не успеем.</w:t>
+      </w:r>
+    </w:p>
+    <w:p>
+      <w:pPr>
+        <w:pStyle w:val="BodyText"/>
+      </w:pPr>
+      <w:r>
+        <w:t xml:space="preserve">OLGA: Второй — попросить Седжин об отсрочке: девяносто дней вместо шестидесяти.</w:t>
+      </w:r>
+    </w:p>
+    <w:p>
+      <w:pPr>
+        <w:pStyle w:val="BodyText"/>
+      </w:pPr>
+      <w:r>
+        <w:t xml:space="preserve">ALEKSEY: Доюн только что спас свою должность, и я не буду просить у него в первую же неделю.</w:t>
+      </w:r>
+    </w:p>
+    <w:p>
+      <w:pPr>
+        <w:pStyle w:val="BodyText"/>
+      </w:pPr>
+      <w:r>
+        <w:t xml:space="preserve">IRINA: Третий — Борис Игоревич и дополнительный взнос. Он даст, но это его доля и отдельный разговор.</w:t>
+      </w:r>
+    </w:p>
+    <w:p>
+      <w:pPr>
+        <w:pStyle w:val="BodyText"/>
+      </w:pPr>
+      <w:r>
+        <w:t xml:space="preserve">DIMA: А четвёртый вариант? Есть ещё четвёртый?</w:t>
+      </w:r>
+    </w:p>
+    <w:p>
+      <w:pPr>
+        <w:pStyle w:val="BodyText"/>
+      </w:pPr>
+      <w:r>
+        <w:t xml:space="preserve">IRINA: Четвёртый — замедлиться, то есть остановить новых врачей в декабре. Меньше продаж — меньше разрыв.</w:t>
+      </w:r>
+    </w:p>
+    <w:p>
+      <w:pPr>
+        <w:pStyle w:val="BodyText"/>
+      </w:pPr>
+      <w:r>
+        <w:t xml:space="preserve">ALEKSEY: Остановить рост, чтобы выжить из-за роста. Звучит очень странно.</w:t>
+      </w:r>
+    </w:p>
+    <w:p>
+      <w:pPr>
+        <w:pStyle w:val="BodyText"/>
+      </w:pPr>
+      <w:r>
+        <w:t xml:space="preserve">OLGA: По-моему, это звучит как настоящий диагноз.</w:t>
+      </w:r>
+    </w:p>
+    <w:p>
+      <w:pPr>
+        <w:pStyle w:val="BodyText"/>
+      </w:pPr>
+      <w:r>
+        <w:t xml:space="preserve">IRINA: Это и есть диагноз: болезнь роста, которая у детей тоже бывает.</w:t>
+      </w:r>
+    </w:p>
+    <w:p>
+      <w:pPr>
+        <w:pStyle w:val="BodyText"/>
+      </w:pPr>
+      <w:r>
+        <w:t xml:space="preserve">KORNILOVA: Можно мне? Я не про деньги, но мне есть что сказать про «остановить».</w:t>
+      </w:r>
+    </w:p>
+    <w:p>
+      <w:pPr>
+        <w:pStyle w:val="BodyText"/>
+      </w:pPr>
+      <w:r>
+        <w:t xml:space="preserve">ALEKSEY: Елена Викторовна, говорите, пожалуйста, мы слушаем.</w:t>
+      </w:r>
+    </w:p>
+    <w:p>
+      <w:pPr>
+        <w:pStyle w:val="BodyText"/>
+      </w:pPr>
+      <w:r>
+        <w:t xml:space="preserve">KORNILOVA: Я устала, и не красиво, а по-настоящему. Девяносто экзаменов в месяц, пять городов и Новосибирск раз в квартал. В этом году я была дома всего сорок дней. А в прошлую среду я поймала себя на том, что поставила «зачёт» врачу, которого не досмотрела. Я переписала его через час, но я его поставила.</w:t>
+      </w:r>
+    </w:p>
+    <w:p>
+      <w:pPr>
+        <w:pStyle w:val="BodyText"/>
+      </w:pPr>
+      <w:r>
+        <w:t xml:space="preserve">OLGA: Вы? Вы поставили зачёт, не досмотрев до конца?</w:t>
+      </w:r>
+    </w:p>
+    <w:p>
+      <w:pPr>
+        <w:pStyle w:val="BodyText"/>
+      </w:pPr>
+      <w:r>
+        <w:t xml:space="preserve">KORNILOVA: Я, та самая, которая три года говорит: «Без экзамена — нет». Поэтому я и говорю «остановить», не из-за денег, а из-за меня.</w:t>
+      </w:r>
+    </w:p>
+    <w:p>
+      <w:pPr>
+        <w:pStyle w:val="BodyText"/>
+      </w:pPr>
+      <w:r>
+        <w:t xml:space="preserve">ALEKSEY: «Себе — тоже». Так говорила бабушка про фельдшера, который не спит.</w:t>
+      </w:r>
+    </w:p>
+    <w:p>
+      <w:pPr>
+        <w:pStyle w:val="BodyText"/>
+      </w:pPr>
+      <w:r>
+        <w:t xml:space="preserve">KORNILOVA: Ваша бабушка умная женщина. Передайте ей, что я не сплю, и пусть она ругает меня тоже.</w:t>
+      </w:r>
+    </w:p>
+    <w:p>
+      <w:pPr>
+        <w:pStyle w:val="BodyText"/>
+      </w:pPr>
+      <w:r>
+        <w:t xml:space="preserve">DIMA: И что тогда? Мы что, закрываем экзамены?</w:t>
+      </w:r>
+    </w:p>
+    <w:p>
+      <w:pPr>
+        <w:pStyle w:val="BodyText"/>
+      </w:pPr>
+      <w:r>
+        <w:t xml:space="preserve">KORNILOVA: Нет. Мне нужна замена, второй главный экзаменатор. Не помощник, а такой же, как я, с правом ставить «нет».</w:t>
+      </w:r>
+    </w:p>
+    <w:p>
+      <w:pPr>
+        <w:pStyle w:val="BodyText"/>
+      </w:pPr>
+      <w:r>
+        <w:t xml:space="preserve">ALEKSEY: И кто это может быть, по-вашему?</w:t>
+      </w:r>
+    </w:p>
+    <w:p>
+      <w:pPr>
+        <w:pStyle w:val="BodyText"/>
+      </w:pPr>
+      <w:r>
+        <w:t xml:space="preserve">KORNILOVA: Алина. Она сидит за дверью, я позвала её заранее. Я проверяла её два года: на каждом экзамене она сидела рядом со мной и ни разу не поставила «зачёт» из жалости. Ни своей подруге, ни даже мне на пробном экзамене.</w:t>
+      </w:r>
+    </w:p>
+    <w:p>
+      <w:pPr>
+        <w:pStyle w:val="BodyText"/>
+      </w:pPr>
+      <w:r>
+        <w:t xml:space="preserve">ALINA: Елена Викторовна, я всё слышала через дверь. Вы это серьёзно говорите?</w:t>
+      </w:r>
+    </w:p>
+    <w:p>
+      <w:pPr>
+        <w:pStyle w:val="BodyText"/>
+      </w:pPr>
+      <w:r>
+        <w:t xml:space="preserve">KORNILOVA: Я всегда говорю серьёзно, особенно когда устала. Заходите, Алина.</w:t>
       </w:r>
     </w:p>
     <w:bookmarkEnd w:id="22"/>
@@ -1396,239 +1396,239 @@
         <w:pStyle w:val="FirstParagraph"/>
       </w:pPr>
       <w:r>
-        <w:t xml:space="preserve">IRINA: Итак. Пятница. Двадцать девять миллионов. Борис Игоревич — до вечера не отвечает. Банк — не успеет.</w:t>
-      </w:r>
-    </w:p>
-    <w:p>
-      <w:pPr>
-        <w:pStyle w:val="BodyText"/>
-      </w:pPr>
-      <w:r>
-        <w:t xml:space="preserve">ALEKSEY: Тогда я звоню партнёрам. Не за деньгами. Просто сказать правду. Что мы растём быстрее, чем считали.</w:t>
-      </w:r>
-    </w:p>
-    <w:p>
-      <w:pPr>
-        <w:pStyle w:val="BodyText"/>
-      </w:pPr>
-      <w:r>
-        <w:t xml:space="preserve">OLGA: Это опасно. Партнёр услышит: «Мост в беде». И начнёт искать запасной вариант.</w:t>
-      </w:r>
-    </w:p>
-    <w:p>
-      <w:pPr>
-        <w:pStyle w:val="BodyText"/>
-      </w:pPr>
-      <w:r>
-        <w:t xml:space="preserve">ALEKSEY: Или услышит: «Мост говорит правду раньше, чем стало поздно». Мы так делали с Рустемом. С заморозкой.</w:t>
-      </w:r>
-    </w:p>
-    <w:p>
-      <w:pPr>
-        <w:pStyle w:val="BodyText"/>
-      </w:pPr>
-      <w:r>
-        <w:t xml:space="preserve">MARINA: Алексей Николаевич. Лебедева. Вы звонили. Я слушаю. Четыре минуты.</w:t>
-      </w:r>
-    </w:p>
-    <w:p>
-      <w:pPr>
-        <w:pStyle w:val="BodyText"/>
-      </w:pPr>
-      <w:r>
-        <w:t xml:space="preserve">ALEKSEY: Марина, коротко. У нас рост три раза. И кассовый разрыв. В пятницу платим Седжин. Не хватает двадцати девяти. Я звоню не просить. Я звоню, чтобы вы знали. От меня. Не от рынка.</w:t>
-      </w:r>
-    </w:p>
-    <w:p>
-      <w:pPr>
-        <w:pStyle w:val="BodyText"/>
-      </w:pPr>
-      <w:r>
-        <w:t xml:space="preserve">MARINA: От вас. Хорошо. Сколько мы вам должны сейчас? По счетам с отсрочкой?</w:t>
-      </w:r>
-    </w:p>
-    <w:p>
-      <w:pPr>
-        <w:pStyle w:val="BodyText"/>
-      </w:pPr>
-      <w:r>
-        <w:t xml:space="preserve">IRINA: Двенадцать миллионов. Срок — двадцатое декабря.</w:t>
-      </w:r>
-    </w:p>
-    <w:p>
-      <w:pPr>
-        <w:pStyle w:val="BodyText"/>
-      </w:pPr>
-      <w:r>
-        <w:t xml:space="preserve">MARINA: Я заплачу завтра. Все двенадцать. Не потому, что вы попросили. Вы не просили, я слышала. Потому что вы сказали первым. Не рынок, не слухи, не Волков. Вы. В Петербурге это ценят больше любой скидки.</w:t>
-      </w:r>
-    </w:p>
-    <w:p>
-      <w:pPr>
-        <w:pStyle w:val="BodyText"/>
-      </w:pPr>
-      <w:r>
-        <w:t xml:space="preserve">ALEKSEY: Марина, вы не обязаны. Это ваши деньги до двадцатого.</w:t>
-      </w:r>
-    </w:p>
-    <w:p>
-      <w:pPr>
-        <w:pStyle w:val="BodyText"/>
-      </w:pPr>
-      <w:r>
-        <w:t xml:space="preserve">MARINA: Мои. Поэтому и решаю я. Не спорьте. Как с гвоздём.</w:t>
-      </w:r>
-    </w:p>
-    <w:p>
-      <w:pPr>
-        <w:pStyle w:val="BodyText"/>
-      </w:pPr>
-      <w:r>
-        <w:t xml:space="preserve">ZAVODCHIKOV: Воронцов? Заводчиков. Мне сейчас позвонила Марина. Из Петербурга. Мы с ней не знакомы, никогда не виделись. Сказала: «У Моста разрыв. Они сказали сами, первыми». Я такое последний раз слышал в девятом году. Сколько у меня по счетам?</w:t>
-      </w:r>
-    </w:p>
-    <w:p>
-      <w:pPr>
-        <w:pStyle w:val="BodyText"/>
-      </w:pPr>
-      <w:r>
-        <w:t xml:space="preserve">IRINA: Анатолий Фёдорович, восемь миллионов. Срок — двадцать пятое.</w:t>
-      </w:r>
-    </w:p>
-    <w:p>
-      <w:pPr>
-        <w:pStyle w:val="BodyText"/>
-      </w:pPr>
-      <w:r>
-        <w:t xml:space="preserve">ZAVODCHIKOV: Завтра. Восемь. С меня и с Ракитиной. Она настояла. Сказала: «Нам тоже когда-то поверили».</w:t>
-      </w:r>
-    </w:p>
-    <w:p>
-      <w:pPr>
-        <w:pStyle w:val="BodyText"/>
-      </w:pPr>
-      <w:r>
-        <w:t xml:space="preserve">DIMA: Марина позвонила Заводчикову? Они же не знакомы.</w:t>
-      </w:r>
-    </w:p>
-    <w:p>
-      <w:pPr>
-        <w:pStyle w:val="BodyText"/>
-      </w:pPr>
-      <w:r>
-        <w:t xml:space="preserve">OLGA: Теперь знакомы. Ассоциация партнёров «Моста». Её никто не создавал. Она сама.</w:t>
-      </w:r>
-    </w:p>
-    <w:p>
-      <w:pPr>
-        <w:pStyle w:val="BodyText"/>
-      </w:pPr>
-      <w:r>
-        <w:t xml:space="preserve">TKACH: Алексей Николаевич, Ткач. Мне позвонил Заводчиков. Я его не знаю. Голос как у капитана. Сколько с меня?</w:t>
-      </w:r>
-    </w:p>
-    <w:p>
-      <w:pPr>
-        <w:pStyle w:val="BodyText"/>
-      </w:pPr>
-      <w:r>
-        <w:t xml:space="preserve">IRINA: Сергей, пять миллионов. Срок — тридцатое.</w:t>
-      </w:r>
-    </w:p>
-    <w:p>
-      <w:pPr>
-        <w:pStyle w:val="BodyText"/>
-      </w:pPr>
-      <w:r>
-        <w:t xml:space="preserve">TKACH: Пять. Завтра. Без скидки за досрочно. Ирина Сергеевна, не предлагайте скидку. Я знаю, что вы хотели.</w:t>
-      </w:r>
-    </w:p>
-    <w:p>
-      <w:pPr>
-        <w:pStyle w:val="BodyText"/>
-      </w:pPr>
-      <w:r>
-        <w:t xml:space="preserve">IRINA: Я хотела. Два процента. Это правильно. По правилам.</w:t>
-      </w:r>
-    </w:p>
-    <w:p>
-      <w:pPr>
-        <w:pStyle w:val="BodyText"/>
-      </w:pPr>
-      <w:r>
-        <w:t xml:space="preserve">TKACH: По правилам — правильно. А по-приморски — нет. Крабы тоже были без скидки.</w:t>
-      </w:r>
-    </w:p>
-    <w:p>
-      <w:pPr>
-        <w:pStyle w:val="BodyText"/>
-      </w:pPr>
-      <w:r>
-        <w:t xml:space="preserve">IRINA: Двенадцать. Восемь. Пять. Двадцать пять. Плюс четыре от Казани, если Рустем…</w:t>
-      </w:r>
-    </w:p>
-    <w:p>
-      <w:pPr>
-        <w:pStyle w:val="BodyText"/>
-      </w:pPr>
-      <w:r>
-        <w:t xml:space="preserve">RUSTEM: Ирина. Рустем. Айдар отправил вчера вечером. Четыре миллиона. Он узнал раньше всех. От Кирилла.</w:t>
-      </w:r>
-    </w:p>
-    <w:p>
-      <w:pPr>
-        <w:pStyle w:val="BodyText"/>
-      </w:pPr>
-      <w:r>
-        <w:t xml:space="preserve">KIRILL: Я ничего не говорил! Я только написал: «Ирина Сергеевна не спит». Это всё.</w:t>
-      </w:r>
-    </w:p>
-    <w:p>
-      <w:pPr>
-        <w:pStyle w:val="BodyText"/>
-      </w:pPr>
-      <w:r>
-        <w:t xml:space="preserve">RUSTEM: Айдар понял. В Казани умеют читать между строк. Третий чай — за мой счёт.</w:t>
-      </w:r>
-    </w:p>
-    <w:p>
-      <w:pPr>
-        <w:pStyle w:val="BodyText"/>
-      </w:pPr>
-      <w:r>
-        <w:t xml:space="preserve">IRINA: Двадцать девять. Ровно. Без банка. Без Бориса. Без Седжин.</w:t>
-      </w:r>
-    </w:p>
-    <w:p>
-      <w:pPr>
-        <w:pStyle w:val="BodyText"/>
-      </w:pPr>
-      <w:r>
-        <w:t xml:space="preserve">ALEKSEY: Без единой просьбы.</w:t>
-      </w:r>
-    </w:p>
-    <w:p>
-      <w:pPr>
-        <w:pStyle w:val="BodyText"/>
-      </w:pPr>
-      <w:r>
-        <w:t xml:space="preserve">OLGA: Двадцать лет в фарме. Я такого не видела. Партнёры платят раньше срока, чтобы помочь поставщику. Обычно наоборот.</w:t>
-      </w:r>
-    </w:p>
-    <w:p>
-      <w:pPr>
-        <w:pStyle w:val="BodyText"/>
-      </w:pPr>
-      <w:r>
-        <w:t xml:space="preserve">ALEKSEY: Это не помощь поставщику. Это журнал. Они видели наш журнал. Мы — их.</w:t>
-      </w:r>
-    </w:p>
-    <w:p>
-      <w:pPr>
-        <w:pStyle w:val="BodyText"/>
-      </w:pPr>
-      <w:r>
-        <w:t xml:space="preserve">IRINA: Пятница закрыта. Декабрь — ещё сорок. Январь — пятьдесят. Звонки не повторяются, Алексей. Это был один раз.</w:t>
+        <w:t xml:space="preserve">IRINA: Итак, пятница и двадцать девять миллионов. Борис Игоревич до вечера не отвечает, а банк просто не успеет.</w:t>
+      </w:r>
+    </w:p>
+    <w:p>
+      <w:pPr>
+        <w:pStyle w:val="BodyText"/>
+      </w:pPr>
+      <w:r>
+        <w:t xml:space="preserve">ALEKSEY: Тогда я звоню партнёрам, но не за деньгами, а просто чтобы сказать правду: что мы растём быстрее, чем считали.</w:t>
+      </w:r>
+    </w:p>
+    <w:p>
+      <w:pPr>
+        <w:pStyle w:val="BodyText"/>
+      </w:pPr>
+      <w:r>
+        <w:t xml:space="preserve">OLGA: Это опасно. Партнёр услышит «Мост в беде» и начнёт искать себе запасной вариант.</w:t>
+      </w:r>
+    </w:p>
+    <w:p>
+      <w:pPr>
+        <w:pStyle w:val="BodyText"/>
+      </w:pPr>
+      <w:r>
+        <w:t xml:space="preserve">ALEKSEY: Или услышит: «Мост говорит правду раньше, чем стало поздно». Мы так уже делали с Рустемом, когда была заморозка.</w:t>
+      </w:r>
+    </w:p>
+    <w:p>
+      <w:pPr>
+        <w:pStyle w:val="BodyText"/>
+      </w:pPr>
+      <w:r>
+        <w:t xml:space="preserve">MARINA: Алексей Николаевич, это Лебедева. Вы звонили, я вас слушаю, у меня есть четыре минуты.</w:t>
+      </w:r>
+    </w:p>
+    <w:p>
+      <w:pPr>
+        <w:pStyle w:val="BodyText"/>
+      </w:pPr>
+      <w:r>
+        <w:t xml:space="preserve">ALEKSEY: Марина, коротко. У нас рост в три раза и кассовый разрыв: в пятницу мы платим Седжин, и не хватает двадцати девяти миллионов. Я звоню не просить. Я звоню, чтобы вы знали это от меня, а не от рынка.</w:t>
+      </w:r>
+    </w:p>
+    <w:p>
+      <w:pPr>
+        <w:pStyle w:val="BodyText"/>
+      </w:pPr>
+      <w:r>
+        <w:t xml:space="preserve">MARINA: От вас, хорошо. А сколько мы вам должны сейчас по счетам с отсрочкой?</w:t>
+      </w:r>
+    </w:p>
+    <w:p>
+      <w:pPr>
+        <w:pStyle w:val="BodyText"/>
+      </w:pPr>
+      <w:r>
+        <w:t xml:space="preserve">IRINA: Двенадцать миллионов, а срок оплаты — двадцатое декабря.</w:t>
+      </w:r>
+    </w:p>
+    <w:p>
+      <w:pPr>
+        <w:pStyle w:val="BodyText"/>
+      </w:pPr>
+      <w:r>
+        <w:t xml:space="preserve">MARINA: Я заплачу все двенадцать завтра. Не потому, что вы попросили, ведь вы не просили, я это слышала. А потому, что вы сказали первым: не рынок, не слухи и не Волков, а вы. В Петербурге это ценят больше любой скидки.</w:t>
+      </w:r>
+    </w:p>
+    <w:p>
+      <w:pPr>
+        <w:pStyle w:val="BodyText"/>
+      </w:pPr>
+      <w:r>
+        <w:t xml:space="preserve">ALEKSEY: Марина, вы не обязаны этого делать. Это ваши деньги до двадцатого.</w:t>
+      </w:r>
+    </w:p>
+    <w:p>
+      <w:pPr>
+        <w:pStyle w:val="BodyText"/>
+      </w:pPr>
+      <w:r>
+        <w:t xml:space="preserve">MARINA: Мои, поэтому и решаю я. Не спорьте со мной, как не спорят с гвоздём.</w:t>
+      </w:r>
+    </w:p>
+    <w:p>
+      <w:pPr>
+        <w:pStyle w:val="BodyText"/>
+      </w:pPr>
+      <w:r>
+        <w:t xml:space="preserve">ZAVODCHIKOV: Воронцов? Это Заводчиков. Мне сейчас позвонила Марина из Петербурга, хотя мы с ней не знакомы и никогда не виделись. Она сказала: «У Моста разрыв, и они сказали об этом сами, первыми». Такое я последний раз слышал в девятом году. Сколько там у меня по счетам?</w:t>
+      </w:r>
+    </w:p>
+    <w:p>
+      <w:pPr>
+        <w:pStyle w:val="BodyText"/>
+      </w:pPr>
+      <w:r>
+        <w:t xml:space="preserve">IRINA: Анатолий Фёдорович, восемь миллионов, а срок — двадцать пятое.</w:t>
+      </w:r>
+    </w:p>
+    <w:p>
+      <w:pPr>
+        <w:pStyle w:val="BodyText"/>
+      </w:pPr>
+      <w:r>
+        <w:t xml:space="preserve">ZAVODCHIKOV: Восемь заплачу завтра, с меня и с Ракитиной. Она настояла и сказала: «Нам тоже когда-то поверили».</w:t>
+      </w:r>
+    </w:p>
+    <w:p>
+      <w:pPr>
+        <w:pStyle w:val="BodyText"/>
+      </w:pPr>
+      <w:r>
+        <w:t xml:space="preserve">DIMA: Марина позвонила Заводчикову? Но они же даже не знакомы.</w:t>
+      </w:r>
+    </w:p>
+    <w:p>
+      <w:pPr>
+        <w:pStyle w:val="BodyText"/>
+      </w:pPr>
+      <w:r>
+        <w:t xml:space="preserve">OLGA: Теперь знакомы. Это ассоциация партнёров «Моста», которую никто не создавал, она возникла сама.</w:t>
+      </w:r>
+    </w:p>
+    <w:p>
+      <w:pPr>
+        <w:pStyle w:val="BodyText"/>
+      </w:pPr>
+      <w:r>
+        <w:t xml:space="preserve">TKACH: Алексей Николаевич, это Ткач. Мне позвонил Заводчиков, которого я не знаю, но голос у него как у капитана. Сколько с меня?</w:t>
+      </w:r>
+    </w:p>
+    <w:p>
+      <w:pPr>
+        <w:pStyle w:val="BodyText"/>
+      </w:pPr>
+      <w:r>
+        <w:t xml:space="preserve">IRINA: Сергей, пять миллионов, а срок — тридцатое число.</w:t>
+      </w:r>
+    </w:p>
+    <w:p>
+      <w:pPr>
+        <w:pStyle w:val="BodyText"/>
+      </w:pPr>
+      <w:r>
+        <w:t xml:space="preserve">TKACH: Пять заплачу завтра, и без скидки за досрочно. Ирина Сергеевна, не предлагайте мне скидку, я знаю, что вы хотели.</w:t>
+      </w:r>
+    </w:p>
+    <w:p>
+      <w:pPr>
+        <w:pStyle w:val="BodyText"/>
+      </w:pPr>
+      <w:r>
+        <w:t xml:space="preserve">IRINA: Хотела, два процента, потому что это правильно и по правилам.</w:t>
+      </w:r>
+    </w:p>
+    <w:p>
+      <w:pPr>
+        <w:pStyle w:val="BodyText"/>
+      </w:pPr>
+      <w:r>
+        <w:t xml:space="preserve">TKACH: По правилам правильно, а по-приморски нет. Крабы ведь тоже были без скидки.</w:t>
+      </w:r>
+    </w:p>
+    <w:p>
+      <w:pPr>
+        <w:pStyle w:val="BodyText"/>
+      </w:pPr>
+      <w:r>
+        <w:t xml:space="preserve">IRINA: Двенадцать, восемь и пять — это двадцать пять. Плюс четыре от Казани, если Рустем…</w:t>
+      </w:r>
+    </w:p>
+    <w:p>
+      <w:pPr>
+        <w:pStyle w:val="BodyText"/>
+      </w:pPr>
+      <w:r>
+        <w:t xml:space="preserve">RUSTEM: Ирина, это Рустем. Айдар отправил четыре миллиона ещё вчера вечером, потому что узнал раньше всех, от Кирилла.</w:t>
+      </w:r>
+    </w:p>
+    <w:p>
+      <w:pPr>
+        <w:pStyle w:val="BodyText"/>
+      </w:pPr>
+      <w:r>
+        <w:t xml:space="preserve">KIRILL: Но я ничего не говорил! Я только написал: «Ирина Сергеевна не спит», и всё.</w:t>
+      </w:r>
+    </w:p>
+    <w:p>
+      <w:pPr>
+        <w:pStyle w:val="BodyText"/>
+      </w:pPr>
+      <w:r>
+        <w:t xml:space="preserve">RUSTEM: А Айдар всё понял, потому что в Казани умеют читать между строк. Третий чай за мой счёт.</w:t>
+      </w:r>
+    </w:p>
+    <w:p>
+      <w:pPr>
+        <w:pStyle w:val="BodyText"/>
+      </w:pPr>
+      <w:r>
+        <w:t xml:space="preserve">IRINA: Двадцать девять, ровно: без банка, без Бориса Игоревича и без Седжин.</w:t>
+      </w:r>
+    </w:p>
+    <w:p>
+      <w:pPr>
+        <w:pStyle w:val="BodyText"/>
+      </w:pPr>
+      <w:r>
+        <w:t xml:space="preserve">ALEKSEY: И без единой просьбы с нашей стороны.</w:t>
+      </w:r>
+    </w:p>
+    <w:p>
+      <w:pPr>
+        <w:pStyle w:val="BodyText"/>
+      </w:pPr>
+      <w:r>
+        <w:t xml:space="preserve">OLGA: Двадцать лет в фарме, а такого я не видела: партнёры платят раньше срока, чтобы помочь поставщику. Обычно бывает наоборот.</w:t>
+      </w:r>
+    </w:p>
+    <w:p>
+      <w:pPr>
+        <w:pStyle w:val="BodyText"/>
+      </w:pPr>
+      <w:r>
+        <w:t xml:space="preserve">ALEKSEY: Это не помощь поставщику, это журнал. Они видели наш журнал, а мы видели их журналы.</w:t>
+      </w:r>
+    </w:p>
+    <w:p>
+      <w:pPr>
+        <w:pStyle w:val="BodyText"/>
+      </w:pPr>
+      <w:r>
+        <w:t xml:space="preserve">IRINA: Пятница закрыта, но в декабре нужно ещё сорок, а в январе пятьдесят. И звонки не повторяются, Алексей, это был один раз.</w:t>
       </w:r>
     </w:p>
     <w:bookmarkEnd w:id="23"/>
@@ -1646,199 +1646,199 @@
         <w:pStyle w:val="FirstParagraph"/>
       </w:pPr>
       <w:r>
-        <w:t xml:space="preserve">ALEKSEY: Пятница. Седжин оплачен. Спасибо партнёрам. Теперь — главное. Декабрь и январь. Решение.</w:t>
-      </w:r>
-    </w:p>
-    <w:p>
-      <w:pPr>
-        <w:pStyle w:val="BodyText"/>
-      </w:pPr>
-      <w:r>
-        <w:t xml:space="preserve">IRINA: Цифры на доске. Если растём так же, как осенью, — в январе дыра пятьдесят миллионов. Если ограничиваем новых врачей до шестидесяти в месяц — дыра двадцать. Двадцать мы закрываем банком. Пятьдесят — только Борисом Игоревичем. Или партнёрами ещё раз. А второй раз — нельзя.</w:t>
-      </w:r>
-    </w:p>
-    <w:p>
-      <w:pPr>
-        <w:pStyle w:val="BodyText"/>
-      </w:pPr>
-      <w:r>
-        <w:t xml:space="preserve">DIMA: Шестьдесят? У нас очередь — сто сорок врачей. Корейские тренеры готовы. Алина готова. Мы будем отказывать врачам?</w:t>
-      </w:r>
-    </w:p>
-    <w:p>
-      <w:pPr>
-        <w:pStyle w:val="BodyText"/>
-      </w:pPr>
-      <w:r>
-        <w:t xml:space="preserve">ALEKSEY: Не отказывать. Ставить в очередь. Честно. С датой.</w:t>
-      </w:r>
-    </w:p>
-    <w:p>
-      <w:pPr>
-        <w:pStyle w:val="BodyText"/>
-      </w:pPr>
-      <w:r>
-        <w:t xml:space="preserve">DIMA: Алексей Николаевич, я три года учился продавать. А теперь я буду говорить врачам «подождите»?</w:t>
-      </w:r>
-    </w:p>
-    <w:p>
-      <w:pPr>
-        <w:pStyle w:val="BodyText"/>
-      </w:pPr>
-      <w:r>
-        <w:t xml:space="preserve">KORNILOVA: Дмитрий Сергеевич, «подождите» — это тоже продажа. Самая трудная. Я её делаю двадцать лет. Пациентке, которая хочет губы сегодня.</w:t>
-      </w:r>
-    </w:p>
-    <w:p>
-      <w:pPr>
-        <w:pStyle w:val="BodyText"/>
-      </w:pPr>
-      <w:r>
-        <w:t xml:space="preserve">ALINA: Можно я скажу как новый экзаменатор? Шестьдесят — это сколько я могу честно. Вместе с Еленой Викторовной. Без «зачёта» из усталости. Девяносто — нет. Я пробовала в октябре. Я плакала в машине.</w:t>
-      </w:r>
-    </w:p>
-    <w:p>
-      <w:pPr>
-        <w:pStyle w:val="BodyText"/>
-      </w:pPr>
-      <w:r>
-        <w:t xml:space="preserve">DIMA: Вы плакали? Вы же железная.</w:t>
-      </w:r>
-    </w:p>
-    <w:p>
-      <w:pPr>
-        <w:pStyle w:val="BodyText"/>
-      </w:pPr>
-      <w:r>
-        <w:t xml:space="preserve">ALINA: Железо тоже устаёт. Это физика. Спросите Рустама про пенопласт.</w:t>
-      </w:r>
-    </w:p>
-    <w:p>
-      <w:pPr>
-        <w:pStyle w:val="BodyText"/>
-      </w:pPr>
-      <w:r>
-        <w:t xml:space="preserve">ALEKSEY: Значит, решение. Шестьдесят в месяц. Очередь — открытая. С датами. Каждый врач знает, когда его экзамен. Кирилл, сделаешь?</w:t>
-      </w:r>
-    </w:p>
-    <w:p>
-      <w:pPr>
-        <w:pStyle w:val="BodyText"/>
-      </w:pPr>
-      <w:r>
-        <w:t xml:space="preserve">KIRILL: Сделаю. Очередь с датами. Как в поликлинике. Только честнее.</w:t>
-      </w:r>
-    </w:p>
-    <w:p>
-      <w:pPr>
-        <w:pStyle w:val="BodyText"/>
-      </w:pPr>
-      <w:r>
-        <w:t xml:space="preserve">DIMA: Ладно. Я буду продавать «подождите». С датой.</w:t>
-      </w:r>
-    </w:p>
-    <w:p>
-      <w:pPr>
-        <w:pStyle w:val="BodyText"/>
-      </w:pPr>
-      <w:r>
-        <w:t xml:space="preserve">KORNILOVA: Это уже не продажа. Это обещание. Его продавать легче.</w:t>
-      </w:r>
-    </w:p>
-    <w:p>
-      <w:pPr>
-        <w:pStyle w:val="BodyText"/>
-      </w:pPr>
-      <w:r>
-        <w:t xml:space="preserve">IRINA: И второе решение. Банк. Кредитная линия на двадцать миллионов. Не на рост — на дорогу. Четыре месяца между оплатой и деньгами — это не беда и не ошибка. Это физика бизнеса. Её надо не стыдиться, а финансировать. Заранее.</w:t>
-      </w:r>
-    </w:p>
-    <w:p>
-      <w:pPr>
-        <w:pStyle w:val="BodyText"/>
-      </w:pPr>
-      <w:r>
-        <w:t xml:space="preserve">OLGA: Это Алина про физику сказала. Теперь все говорят про физику. Я записываю.</w:t>
-      </w:r>
-    </w:p>
-    <w:p>
-      <w:pPr>
-        <w:pStyle w:val="BodyText"/>
-      </w:pPr>
-      <w:r>
-        <w:t xml:space="preserve">ALEKSEY: И третье. Партнёры. Мы им скажем «спасибо» не словами. Досрочная оплата — без скидки, они так хотели. Но в январе — встреча. Все пять. В Москве. Впервые вместе. Пусть знакомятся не через кассовый разрыв.</w:t>
-      </w:r>
-    </w:p>
-    <w:p>
-      <w:pPr>
-        <w:pStyle w:val="BodyText"/>
-      </w:pPr>
-      <w:r>
-        <w:t xml:space="preserve">DIMA: Марина, Рустем, Заводчиков, Прохоров с Кедровым, Ткач. В одной комнате. Это будет… громко.</w:t>
-      </w:r>
-    </w:p>
-    <w:p>
-      <w:pPr>
-        <w:pStyle w:val="BodyText"/>
-      </w:pPr>
-      <w:r>
-        <w:t xml:space="preserve">OLGA: В Петербурге так не принято. В Казани — три чая. Во Владивостоке — крабы. Я составлю протокол.</w:t>
-      </w:r>
-    </w:p>
-    <w:p>
-      <w:pPr>
-        <w:pStyle w:val="BodyText"/>
-      </w:pPr>
-      <w:r>
-        <w:t xml:space="preserve">KIRILL: Можно я сделаю бейджи? С именами. Как у Семёныча.</w:t>
-      </w:r>
-    </w:p>
-    <w:p>
-      <w:pPr>
-        <w:pStyle w:val="BodyText"/>
-      </w:pPr>
-      <w:r>
-        <w:t xml:space="preserve">ALEKSEY: Сделай. Крупно. Имя и город.</w:t>
-      </w:r>
-    </w:p>
-    <w:p>
-      <w:pPr>
-        <w:pStyle w:val="BodyText"/>
-      </w:pPr>
-      <w:r>
-        <w:t xml:space="preserve">BORIS: Алексей? Ланской. Простите, весь день был в самолёте. Ирина писала. Сколько нужно?</w:t>
-      </w:r>
-    </w:p>
-    <w:p>
-      <w:pPr>
-        <w:pStyle w:val="BodyText"/>
-      </w:pPr>
-      <w:r>
-        <w:t xml:space="preserve">ALEKSEY: Уже ничего, Борис Игоревич. Партнёры заплатили раньше срока. Сами. Без просьбы.</w:t>
-      </w:r>
-    </w:p>
-    <w:p>
-      <w:pPr>
-        <w:pStyle w:val="BodyText"/>
-      </w:pPr>
-      <w:r>
-        <w:t xml:space="preserve">BORIS: Сами? Без просьбы? Сорок лет я в бизнесе. Такое со мной было один раз. В девяносто восьмом. Поставщики подождали меня три месяца, хотя я не просил. Тогда я понял, что выживу. Не из-за денег. Из-за них.</w:t>
-      </w:r>
-    </w:p>
-    <w:p>
-      <w:pPr>
-        <w:pStyle w:val="BodyText"/>
-      </w:pPr>
-      <w:r>
-        <w:t xml:space="preserve">ALEKSEY: И выжили.</w:t>
-      </w:r>
-    </w:p>
-    <w:p>
-      <w:pPr>
-        <w:pStyle w:val="BodyText"/>
-      </w:pPr>
-      <w:r>
-        <w:t xml:space="preserve">BORIS: И выжил. Но, Алексей, слушайте. Совет директоров — в декабре. Будут вопросы. Не от меня. От Льва и от нового члена совета. Они видели «три раза». И хотят «шесть». Подготовьтесь. И не обещайте ничего до совета.</w:t>
+        <w:t xml:space="preserve">ALEKSEY: Сегодня пятница, и Седжин оплачен, спасибо партнёрам. А теперь главное: нам нужно решение на декабрь и январь.</w:t>
+      </w:r>
+    </w:p>
+    <w:p>
+      <w:pPr>
+        <w:pStyle w:val="BodyText"/>
+      </w:pPr>
+      <w:r>
+        <w:t xml:space="preserve">IRINA: Цифры на доске. Если мы растём так же, как осенью, в январе будет дыра в пятьдесят миллионов. Если ограничим новых врачей до шестидесяти в месяц, дыра будет двадцать. Двадцать мы закроем банком, а пятьдесят — только Борисом Игоревичем или ещё раз партнёрами. А второй раз так нельзя.</w:t>
+      </w:r>
+    </w:p>
+    <w:p>
+      <w:pPr>
+        <w:pStyle w:val="BodyText"/>
+      </w:pPr>
+      <w:r>
+        <w:t xml:space="preserve">DIMA: Шестьдесят? Но у нас очередь из ста сорока врачей, корейские тренеры готовы, и Алина готова. Мы что, будем отказывать врачам?</w:t>
+      </w:r>
+    </w:p>
+    <w:p>
+      <w:pPr>
+        <w:pStyle w:val="BodyText"/>
+      </w:pPr>
+      <w:r>
+        <w:t xml:space="preserve">ALEKSEY: Не отказывать, а честно ставить их в очередь, с датой.</w:t>
+      </w:r>
+    </w:p>
+    <w:p>
+      <w:pPr>
+        <w:pStyle w:val="BodyText"/>
+      </w:pPr>
+      <w:r>
+        <w:t xml:space="preserve">DIMA: Алексей Николаевич, я три года учился продавать, а теперь буду говорить врачам «подождите»?</w:t>
+      </w:r>
+    </w:p>
+    <w:p>
+      <w:pPr>
+        <w:pStyle w:val="BodyText"/>
+      </w:pPr>
+      <w:r>
+        <w:t xml:space="preserve">KORNILOVA: Дмитрий Сергеевич, «подождите» — это тоже продажа, причём самая трудная. Я делаю её двадцать лет, когда пациентка хочет губы прямо сегодня.</w:t>
+      </w:r>
+    </w:p>
+    <w:p>
+      <w:pPr>
+        <w:pStyle w:val="BodyText"/>
+      </w:pPr>
+      <w:r>
+        <w:t xml:space="preserve">ALINA: Можно я скажу как новый экзаменатор? Шестьдесят — это столько, сколько я могу принять честно вместе с Еленой Викторовной, без «зачёта» из усталости. А девяносто — нет. Я пробовала в октябре и потом долго плакала в машине.</w:t>
+      </w:r>
+    </w:p>
+    <w:p>
+      <w:pPr>
+        <w:pStyle w:val="BodyText"/>
+      </w:pPr>
+      <w:r>
+        <w:t xml:space="preserve">DIMA: Вы плакали? Но вы же у нас железная, Алина.</w:t>
+      </w:r>
+    </w:p>
+    <w:p>
+      <w:pPr>
+        <w:pStyle w:val="BodyText"/>
+      </w:pPr>
+      <w:r>
+        <w:t xml:space="preserve">ALINA: Железо тоже устаёт, это физика. Спросите у Рустама про пенопласт.</w:t>
+      </w:r>
+    </w:p>
+    <w:p>
+      <w:pPr>
+        <w:pStyle w:val="BodyText"/>
+      </w:pPr>
+      <w:r>
+        <w:t xml:space="preserve">ALEKSEY: Значит, решение такое: шестьдесят в месяц, и очередь открытая, с датами, чтобы каждый врач знал, когда его экзамен. Кирилл, ты это сделаешь?</w:t>
+      </w:r>
+    </w:p>
+    <w:p>
+      <w:pPr>
+        <w:pStyle w:val="BodyText"/>
+      </w:pPr>
+      <w:r>
+        <w:t xml:space="preserve">KIRILL: Сделаю очередь с датами, как в поликлинике, только честнее.</w:t>
+      </w:r>
+    </w:p>
+    <w:p>
+      <w:pPr>
+        <w:pStyle w:val="BodyText"/>
+      </w:pPr>
+      <w:r>
+        <w:t xml:space="preserve">DIMA: Ладно, я буду продавать «подождите», но с датой.</w:t>
+      </w:r>
+    </w:p>
+    <w:p>
+      <w:pPr>
+        <w:pStyle w:val="BodyText"/>
+      </w:pPr>
+      <w:r>
+        <w:t xml:space="preserve">KORNILOVA: Это уже не продажа, а обещание, а обещание продавать гораздо легче.</w:t>
+      </w:r>
+    </w:p>
+    <w:p>
+      <w:pPr>
+        <w:pStyle w:val="BodyText"/>
+      </w:pPr>
+      <w:r>
+        <w:t xml:space="preserve">IRINA: И второе решение. Банк: кредитная линия на двадцать миллионов. Не на рост — на дорогу. Четыре месяца между оплатой и деньгами — это не беда и не ошибка, это физика бизнеса. Её надо не стыдиться, а финансировать, причём заранее, пока ещё не горит.</w:t>
+      </w:r>
+    </w:p>
+    <w:p>
+      <w:pPr>
+        <w:pStyle w:val="BodyText"/>
+      </w:pPr>
+      <w:r>
+        <w:t xml:space="preserve">OLGA: Про физику первой сказала Алина, а теперь все говорят про физику. Я это записываю.</w:t>
+      </w:r>
+    </w:p>
+    <w:p>
+      <w:pPr>
+        <w:pStyle w:val="BodyText"/>
+      </w:pPr>
+      <w:r>
+        <w:t xml:space="preserve">ALEKSEY: И третье — партнёры. Мы скажем им «спасибо» не словами. Досрочная оплата без скидки, раз они так хотели, но в январе будет встреча всех пяти в Москве, впервые вместе. Пусть они знакомятся не через кассовый разрыв.</w:t>
+      </w:r>
+    </w:p>
+    <w:p>
+      <w:pPr>
+        <w:pStyle w:val="BodyText"/>
+      </w:pPr>
+      <w:r>
+        <w:t xml:space="preserve">DIMA: Марина, Рустем, Заводчиков, Прохоров с Кедровым и Ткач в одной комнате? Это будет… громко.</w:t>
+      </w:r>
+    </w:p>
+    <w:p>
+      <w:pPr>
+        <w:pStyle w:val="BodyText"/>
+      </w:pPr>
+      <w:r>
+        <w:t xml:space="preserve">OLGA: В Петербурге так не принято, в Казани нужно три чая, а во Владивостоке крабы. Я составлю протокол.</w:t>
+      </w:r>
+    </w:p>
+    <w:p>
+      <w:pPr>
+        <w:pStyle w:val="BodyText"/>
+      </w:pPr>
+      <w:r>
+        <w:t xml:space="preserve">KIRILL: Можно, я сделаю бейджи с именами, как у Семёныча?</w:t>
+      </w:r>
+    </w:p>
+    <w:p>
+      <w:pPr>
+        <w:pStyle w:val="BodyText"/>
+      </w:pPr>
+      <w:r>
+        <w:t xml:space="preserve">ALEKSEY: Сделай, и крупно: имя и город, чтобы все видели.</w:t>
+      </w:r>
+    </w:p>
+    <w:p>
+      <w:pPr>
+        <w:pStyle w:val="BodyText"/>
+      </w:pPr>
+      <w:r>
+        <w:t xml:space="preserve">BORIS: Алексей? Это Ланской. Простите, я весь день был в самолёте, а Ирина мне писала. Сколько вам нужно?</w:t>
+      </w:r>
+    </w:p>
+    <w:p>
+      <w:pPr>
+        <w:pStyle w:val="BodyText"/>
+      </w:pPr>
+      <w:r>
+        <w:t xml:space="preserve">ALEKSEY: Уже ничего, Борис Игоревич. Партнёры заплатили раньше срока, сами и без всякой просьбы.</w:t>
+      </w:r>
+    </w:p>
+    <w:p>
+      <w:pPr>
+        <w:pStyle w:val="BodyText"/>
+      </w:pPr>
+      <w:r>
+        <w:t xml:space="preserve">BORIS: Сами и без просьбы? Я сорок лет в бизнесе, и такое было со мной один раз, в девяносто восьмом. Поставщики подождали меня три месяца, хотя я их не просил, и тогда я понял, что выживу. Не из-за денег, а из-за них.</w:t>
+      </w:r>
+    </w:p>
+    <w:p>
+      <w:pPr>
+        <w:pStyle w:val="BodyText"/>
+      </w:pPr>
+      <w:r>
+        <w:t xml:space="preserve">ALEKSEY: И вы ведь действительно выжили.</w:t>
+      </w:r>
+    </w:p>
+    <w:p>
+      <w:pPr>
+        <w:pStyle w:val="BodyText"/>
+      </w:pPr>
+      <w:r>
+        <w:t xml:space="preserve">BORIS: Выжил. Но, Алексей, послушайте: в декабре будет совет директоров, и там будут вопросы, не от меня, а от Льва и от нового члена совета. Они видели «три раза» и хотят «шесть». Подготовьтесь и ничего не обещайте до совета.</w:t>
       </w:r>
     </w:p>
     <w:bookmarkEnd w:id="24"/>
@@ -1856,63 +1856,63 @@
         <w:pStyle w:val="FirstParagraph"/>
       </w:pPr>
       <w:r>
-        <w:t xml:space="preserve">DOYUN: Лёша, Чхве на связи. Он хочет сказать сам. По-русски.</w:t>
-      </w:r>
-    </w:p>
-    <w:p>
-      <w:pPr>
-        <w:pStyle w:val="BodyText"/>
-      </w:pPr>
-      <w:r>
-        <w:t xml:space="preserve">CHOI: Воронцов. Три и одна десятая. Я был прав.</w:t>
-      </w:r>
-    </w:p>
-    <w:p>
-      <w:pPr>
-        <w:pStyle w:val="BodyText"/>
-      </w:pPr>
-      <w:r>
-        <w:t xml:space="preserve">ALEKSEY: Вы были правы, господин Чхве. Цифра — ваша.</w:t>
-      </w:r>
-    </w:p>
-    <w:p>
-      <w:pPr>
-        <w:pStyle w:val="BodyText"/>
-      </w:pPr>
-      <w:r>
-        <w:t xml:space="preserve">CHOI: Цифра — моя. Но путь — ваш. Я хотел видео, акции, блогеров и второго дистрибьютора. Вы сделали три раза без всего этого. Даже без Волкова. Я был прав. Но не так, как думал. Это неприятно. И полезно.</w:t>
-      </w:r>
-    </w:p>
-    <w:p>
-      <w:pPr>
-        <w:pStyle w:val="BodyText"/>
-      </w:pPr>
-      <w:r>
-        <w:t xml:space="preserve">DOYUN: Он это репетировал. Полчаса. Я слышал.</w:t>
-      </w:r>
-    </w:p>
-    <w:p>
-      <w:pPr>
-        <w:pStyle w:val="BodyText"/>
-      </w:pPr>
-      <w:r>
-        <w:t xml:space="preserve">CHOI: Доюн, это не переводить. Даже на корейский.</w:t>
-      </w:r>
-    </w:p>
-    <w:p>
-      <w:pPr>
-        <w:pStyle w:val="BodyText"/>
-      </w:pPr>
-      <w:r>
-        <w:t xml:space="preserve">ALEKSEY: Господин Чхве, у нас ещё новость. Мы ограничили рост. Шестьдесят врачей в месяц. Иначе Корнилова сломается. И касса.</w:t>
-      </w:r>
-    </w:p>
-    <w:p>
-      <w:pPr>
-        <w:pStyle w:val="BodyText"/>
-      </w:pPr>
-      <w:r>
-        <w:t xml:space="preserve">CHOI: Ограничили? Добровольно? В Седжин мне не поверят.</w:t>
+        <w:t xml:space="preserve">DOYUN: Лёша, Чхве на связи. Он хочет сказать сам, по-русски.</w:t>
+      </w:r>
+    </w:p>
+    <w:p>
+      <w:pPr>
+        <w:pStyle w:val="BodyText"/>
+      </w:pPr>
+      <w:r>
+        <w:t xml:space="preserve">CHOI: Воронцов, три и одна десятая. Я был прав, как вы видите.</w:t>
+      </w:r>
+    </w:p>
+    <w:p>
+      <w:pPr>
+        <w:pStyle w:val="BodyText"/>
+      </w:pPr>
+      <w:r>
+        <w:t xml:space="preserve">ALEKSEY: Вы были правы, господин Чхве, и эта цифра ваша.</w:t>
+      </w:r>
+    </w:p>
+    <w:p>
+      <w:pPr>
+        <w:pStyle w:val="BodyText"/>
+      </w:pPr>
+      <w:r>
+        <w:t xml:space="preserve">CHOI: Цифра моя, но путь ваш. Я хотел видео, акции, блогеров и второго дистрибьютора, а вы сделали три раза без всего этого и даже без Волкова. Я был прав. Но не так, как думал. Это неприятно, но полезно.</w:t>
+      </w:r>
+    </w:p>
+    <w:p>
+      <w:pPr>
+        <w:pStyle w:val="BodyText"/>
+      </w:pPr>
+      <w:r>
+        <w:t xml:space="preserve">DOYUN: Он это репетировал полчаса, я сам слышал.</w:t>
+      </w:r>
+    </w:p>
+    <w:p>
+      <w:pPr>
+        <w:pStyle w:val="BodyText"/>
+      </w:pPr>
+      <w:r>
+        <w:t xml:space="preserve">CHOI: Доюн, это не нужно переводить, даже на корейский.</w:t>
+      </w:r>
+    </w:p>
+    <w:p>
+      <w:pPr>
+        <w:pStyle w:val="BodyText"/>
+      </w:pPr>
+      <w:r>
+        <w:t xml:space="preserve">ALEKSEY: Господин Чхве, у нас есть ещё одна новость: мы ограничили рост до шестидесяти врачей в месяц. Иначе сломается Корнилова, а за ней и касса.</w:t>
+      </w:r>
+    </w:p>
+    <w:p>
+      <w:pPr>
+        <w:pStyle w:val="BodyText"/>
+      </w:pPr>
+      <w:r>
+        <w:t xml:space="preserve">CHOI: Ограничили? Добровольно? Мне в Седжин просто не поверят.</w:t>
       </w:r>
     </w:p>
     <w:p>
@@ -1928,47 +1928,47 @@
         <w:pStyle w:val="BodyText"/>
       </w:pPr>
       <w:r>
-        <w:t xml:space="preserve">ALEKSEY: Сосновка? Он помнит название?</w:t>
-      </w:r>
-    </w:p>
-    <w:p>
-      <w:pPr>
-        <w:pStyle w:val="BodyText"/>
-      </w:pPr>
-      <w:r>
-        <w:t xml:space="preserve">DOYUN: Он мерит давление её прибором. Каждое утро. Он помнит всё.</w:t>
-      </w:r>
-    </w:p>
-    <w:p>
-      <w:pPr>
-        <w:pStyle w:val="BodyText"/>
-      </w:pPr>
-      <w:r>
-        <w:t xml:space="preserve">CHOI: Воронцов, последний вопрос. Можно? Не по плану.</w:t>
-      </w:r>
-    </w:p>
-    <w:p>
-      <w:pPr>
-        <w:pStyle w:val="BodyText"/>
-      </w:pPr>
-      <w:r>
-        <w:t xml:space="preserve">ALEKSEY: Можно.</w:t>
-      </w:r>
-    </w:p>
-    <w:p>
-      <w:pPr>
-        <w:pStyle w:val="BodyText"/>
-      </w:pPr>
-      <w:r>
-        <w:t xml:space="preserve">CHOI: Ваша картонка. Можно мне такую же? Для Вонджу. Для моего кабинета. Три строчки.</w:t>
-      </w:r>
-    </w:p>
-    <w:p>
-      <w:pPr>
-        <w:pStyle w:val="BodyText"/>
-      </w:pPr>
-      <w:r>
-        <w:t xml:space="preserve">ALEKSEY: Картонки не продаются, господин Чхве. Их пишут сами. Своей рукой. Я пришлю вам ручку. Синюю.</w:t>
+        <w:t xml:space="preserve">ALEKSEY: Сосновка? Неужели он помнит, как называется деревня?</w:t>
+      </w:r>
+    </w:p>
+    <w:p>
+      <w:pPr>
+        <w:pStyle w:val="BodyText"/>
+      </w:pPr>
+      <w:r>
+        <w:t xml:space="preserve">DOYUN: Он каждое утро мерит давление её прибором, так что он помнит всё.</w:t>
+      </w:r>
+    </w:p>
+    <w:p>
+      <w:pPr>
+        <w:pStyle w:val="BodyText"/>
+      </w:pPr>
+      <w:r>
+        <w:t xml:space="preserve">CHOI: Воронцов, последний вопрос, можно? Это уже не по плану.</w:t>
+      </w:r>
+    </w:p>
+    <w:p>
+      <w:pPr>
+        <w:pStyle w:val="BodyText"/>
+      </w:pPr>
+      <w:r>
+        <w:t xml:space="preserve">ALEKSEY: Конечно, можно, господин Чхве. Спрашивайте.</w:t>
+      </w:r>
+    </w:p>
+    <w:p>
+      <w:pPr>
+        <w:pStyle w:val="BodyText"/>
+      </w:pPr>
+      <w:r>
+        <w:t xml:space="preserve">CHOI: Ваша картонка… Можно мне такую же, для Вонджу, для моего кабинета? С тремя строчками.</w:t>
+      </w:r>
+    </w:p>
+    <w:p>
+      <w:pPr>
+        <w:pStyle w:val="BodyText"/>
+      </w:pPr>
+      <w:r>
+        <w:t xml:space="preserve">ALEKSEY: Картонки не продаются, господин Чхве. Их пишут сами, своей рукой. Но я пришлю вам ручку, синюю.</w:t>
       </w:r>
     </w:p>
     <w:p>
@@ -2987,7 +2987,7 @@
         <w:t xml:space="preserve">“</w:t>
       </w:r>
       <w:r>
-        <w:t xml:space="preserve">И второе решение. Банк. Кредитная линия на двадцать миллионов. Не на рост — на дорогу. Четыре месяца между оплатой и деньгами — это не беда и не ошибка. Это физика бизнеса. Её надо не стыдиться, а финансировать. Заранее.</w:t>
+        <w:t xml:space="preserve">И второе решение. Банк: кредитная линия на двадцать миллионов. Не на рост — на дорогу. Четыре месяца между оплатой и деньгами — это не беда и не ошибка, это физика бизнеса. Её надо не стыдиться, а финансировать, причём заранее, пока ещё не горит.</w:t>
       </w:r>
       <w:r>
         <w:t xml:space="preserve">”</w:t>
@@ -3105,19 +3105,19 @@
               <w:jc w:val="left"/>
             </w:pPr>
             <w:r>
-              <w:t xml:space="preserve">Банк. Кредитная линия на двадцать миллионов.</w:t>
-            </w:r>
-          </w:p>
-        </w:tc>
-        <w:tc>
-          <w:tcPr/>
-          <w:p>
-            <w:pPr>
-              <w:pStyle w:val="Compact"/>
-              <w:jc w:val="left"/>
-            </w:pPr>
-            <w:r>
-              <w:t xml:space="preserve">на + 대격(금액)</w:t>
+              <w:t xml:space="preserve">Банк: кредитная линия на двадцать миллионов.</w:t>
+            </w:r>
+          </w:p>
+        </w:tc>
+        <w:tc>
+          <w:tcPr/>
+          <w:p>
+            <w:pPr>
+              <w:pStyle w:val="Compact"/>
+              <w:jc w:val="left"/>
+            </w:pPr>
+            <w:r>
+              <w:t xml:space="preserve">콜론 + на + 대격(금액)</w:t>
             </w:r>
           </w:p>
         </w:tc>
@@ -3181,19 +3181,19 @@
               <w:jc w:val="left"/>
             </w:pPr>
             <w:r>
-              <w:t xml:space="preserve">…это не беда и не ошибка. Это физика бизнеса.</w:t>
-            </w:r>
-          </w:p>
-        </w:tc>
-        <w:tc>
-          <w:tcPr/>
-          <w:p>
-            <w:pPr>
-              <w:pStyle w:val="Compact"/>
-              <w:jc w:val="left"/>
-            </w:pPr>
-            <w:r>
-              <w:t xml:space="preserve">не… и не… / Это…</w:t>
+              <w:t xml:space="preserve">…это не беда и не ошибка, это физика бизнеса.</w:t>
+            </w:r>
+          </w:p>
+        </w:tc>
+        <w:tc>
+          <w:tcPr/>
+          <w:p>
+            <w:pPr>
+              <w:pStyle w:val="Compact"/>
+              <w:jc w:val="left"/>
+            </w:pPr>
+            <w:r>
+              <w:t xml:space="preserve">не… и не…, это…</w:t>
             </w:r>
           </w:p>
         </w:tc>
@@ -3219,7 +3219,7 @@
               <w:jc w:val="left"/>
             </w:pPr>
             <w:r>
-              <w:t xml:space="preserve">Её надо не стыдиться, а финансировать.</w:t>
+              <w:t xml:space="preserve">Её надо не стыдиться, а финансировать…</w:t>
             </w:r>
           </w:p>
         </w:tc>
@@ -3257,19 +3257,19 @@
               <w:jc w:val="left"/>
             </w:pPr>
             <w:r>
-              <w:t xml:space="preserve">Заранее.</w:t>
-            </w:r>
-          </w:p>
-        </w:tc>
-        <w:tc>
-          <w:tcPr/>
-          <w:p>
-            <w:pPr>
-              <w:pStyle w:val="Compact"/>
-              <w:jc w:val="left"/>
-            </w:pPr>
-            <w:r>
-              <w:t xml:space="preserve">한 단어 강조</w:t>
+              <w:t xml:space="preserve">…причём заранее, пока ещё не горит.</w:t>
+            </w:r>
+          </w:p>
+        </w:tc>
+        <w:tc>
+          <w:tcPr/>
+          <w:p>
+            <w:pPr>
+              <w:pStyle w:val="Compact"/>
+              <w:jc w:val="left"/>
+            </w:pPr>
+            <w:r>
+              <w:t xml:space="preserve">причём(게다가), пока не(~하기 전에)</w:t>
             </w:r>
           </w:p>
         </w:tc>
@@ -3293,7 +3293,7 @@
         <w:t xml:space="preserve">“</w:t>
       </w:r>
       <w:r>
-        <w:t xml:space="preserve">И второе решение. … Не на…, а на… … — это не… и не… Это… Её надо не…, а… Заранее.</w:t>
+        <w:t xml:space="preserve">И второе решение. …: … Не на…, а на… … — это не… и не…, это… Её надо не…, а…, причём заранее, пока…</w:t>
       </w:r>
       <w:r>
         <w:t xml:space="preserve">”</w:t>
@@ -3312,7 +3312,7 @@
         <w:t xml:space="preserve"> </w:t>
       </w:r>
       <w:r>
-        <w:t xml:space="preserve">не… а · это · надо</w:t>
+        <w:t xml:space="preserve">не… а · это · надо · причём · пока не</w:t>
       </w:r>
       <w:r>
         <w:t xml:space="preserve"> </w:t>
@@ -3343,7 +3343,7 @@
         <w:t xml:space="preserve">”</w:t>
       </w:r>
       <w:r>
-        <w:t xml:space="preserve">를 구조적 현상으로 재정의하고 해법을 30~40단어로 제시하기.</w:t>
+        <w:t xml:space="preserve">를 구조적 현상으로 재정의하고 해법을 35~60단어로 제시하기.</w:t>
       </w:r>
     </w:p>
     <w:bookmarkEnd w:id="30"/>
@@ -3780,119 +3780,119 @@
         <w:pStyle w:val="FirstParagraph"/>
       </w:pPr>
       <w:r>
-        <w:t xml:space="preserve">키릴: 주목. 숫자예요. 1월~11월. 주사기 9만 1천 개. 작년 — 2만 9천.</w:t>
-      </w:r>
-    </w:p>
-    <w:p>
-      <w:pPr>
-        <w:pStyle w:val="BodyText"/>
-      </w:pPr>
-      <w:r>
-        <w:t xml:space="preserve">디마: 9만 1천? 그게… 몇 배야?</w:t>
-      </w:r>
-    </w:p>
-    <w:p>
-      <w:pPr>
-        <w:pStyle w:val="BodyText"/>
-      </w:pPr>
-      <w:r>
-        <w:t xml:space="preserve">키릴: 3.1배. 세 배. 세 배 넘어요.</w:t>
-      </w:r>
-    </w:p>
-    <w:p>
-      <w:pPr>
-        <w:pStyle w:val="BodyText"/>
-      </w:pPr>
-      <w:r>
-        <w:t xml:space="preserve">이리나: 소리 지르지 마요. 확인했어요. 세 배. 줄마다 — 송장이 있어요.</w:t>
-      </w:r>
-    </w:p>
-    <w:p>
-      <w:pPr>
-        <w:pStyle w:val="BodyText"/>
-      </w:pPr>
-      <w:r>
-        <w:t xml:space="preserve">알렉세이: 세 배. 세진은 두 배를 요구했는데. 확정으로.</w:t>
-      </w:r>
-    </w:p>
-    <w:p>
-      <w:pPr>
-        <w:pStyle w:val="BodyText"/>
-      </w:pPr>
-      <w:r>
-        <w:t xml:space="preserve">올가: 그리고 최는 세 배를 요구했죠. 결국 탱크가 맞았네요.</w:t>
-      </w:r>
-    </w:p>
-    <w:p>
-      <w:pPr>
-        <w:pStyle w:val="BodyText"/>
-      </w:pPr>
-      <w:r>
-        <w:t xml:space="preserve">키릴: 지역이 — 40퍼센트. 페테르부르크가 1위. 그다음 카잔. 그다음 우랄. 블라디보스토크는 — 매주 페리.</w:t>
-      </w:r>
-    </w:p>
-    <w:p>
-      <w:pPr>
-        <w:pStyle w:val="BodyText"/>
-      </w:pPr>
-      <w:r>
-        <w:t xml:space="preserve">디마: 한국 강사들 — 6월부터. 다섯 도시. 월 시험 — 90건. 전엔 40건.</w:t>
-      </w:r>
-    </w:p>
-    <w:p>
-      <w:pPr>
-        <w:pStyle w:val="BodyText"/>
-      </w:pPr>
-      <w:r>
-        <w:t xml:space="preserve">알렉세이: 한 달에 의사 90명. 1년 전엔 60명을 꿈꿨는데.</w:t>
-      </w:r>
-    </w:p>
-    <w:p>
-      <w:pPr>
-        <w:pStyle w:val="BodyText"/>
-      </w:pPr>
-      <w:r>
-        <w:t xml:space="preserve">이리나: 알렉세이. 아직 기뻐하지 마세요. 나도 숫자가 있어요. 더 나쁜 거.</w:t>
-      </w:r>
-    </w:p>
-    <w:p>
-      <w:pPr>
-        <w:pStyle w:val="BodyText"/>
-      </w:pPr>
-      <w:r>
-        <w:t xml:space="preserve">알렉세이: 뭔데요?</w:t>
-      </w:r>
-    </w:p>
-    <w:p>
-      <w:pPr>
-        <w:pStyle w:val="BodyText"/>
-      </w:pPr>
-      <w:r>
-        <w:t xml:space="preserve">이리나: 현금. 금요일에 세진 결제. 3,800만. 통장엔 — 900만.</w:t>
-      </w:r>
-    </w:p>
-    <w:p>
-      <w:pPr>
-        <w:pStyle w:val="BodyText"/>
-      </w:pPr>
-      <w:r>
-        <w:t xml:space="preserve">키릴: 900만? 세 배나 더 팔았는데요!</w:t>
-      </w:r>
-    </w:p>
-    <w:p>
-      <w:pPr>
-        <w:pStyle w:val="BodyText"/>
-      </w:pPr>
-      <w:r>
-        <w:t xml:space="preserve">이리나: 팔았죠. 그런데 돈은 아직 안 들어왔어요. 키릴, 성장은 돈이 아니에요. 성장은 아직 돌려받지 못한 빚이에요.</w:t>
-      </w:r>
-    </w:p>
-    <w:p>
-      <w:pPr>
-        <w:pStyle w:val="BodyText"/>
-      </w:pPr>
-      <w:r>
-        <w:t xml:space="preserve">알렉세이: 회의. 한 시간 뒤. 전원. 코르닐로바도 불러 주세요.</w:t>
+        <w:t xml:space="preserve">키릴: 주목해 주세요, 숫자가 나왔어요. 1월부터 11월까지 주사기 9만 1천 개를 팔았어요. 작년엔 2만 9천 개였고요.</w:t>
+      </w:r>
+    </w:p>
+    <w:p>
+      <w:pPr>
+        <w:pStyle w:val="BodyText"/>
+      </w:pPr>
+      <w:r>
+        <w:t xml:space="preserve">디마: 9만 1천 개? 그럼… 그게 몇 배나 많은 거야, 키릴?</w:t>
+      </w:r>
+    </w:p>
+    <w:p>
+      <w:pPr>
+        <w:pStyle w:val="BodyText"/>
+      </w:pPr>
+      <w:r>
+        <w:t xml:space="preserve">키릴: 3.1배, 그러니까 세 배 더, 세 배를 살짝 넘어요.</w:t>
+      </w:r>
+    </w:p>
+    <w:p>
+      <w:pPr>
+        <w:pStyle w:val="BodyText"/>
+      </w:pPr>
+      <w:r>
+        <w:t xml:space="preserve">이리나: 소리 지르지 마세요, 이미 확인했어요. 세 배고, 모든 줄마다 송장이 있어요.</w:t>
+      </w:r>
+    </w:p>
+    <w:p>
+      <w:pPr>
+        <w:pStyle w:val="BodyText"/>
+      </w:pPr>
+      <w:r>
+        <w:t xml:space="preserve">알렉세이: 세 배라. 세진은 두 배를 요구했는데, 그것도 확정으로.</w:t>
+      </w:r>
+    </w:p>
+    <w:p>
+      <w:pPr>
+        <w:pStyle w:val="BodyText"/>
+      </w:pPr>
+      <w:r>
+        <w:t xml:space="preserve">올가: 그리고 최는 세 배를 요구했죠. 결국 탱크가 옳았던 거네요.</w:t>
+      </w:r>
+    </w:p>
+    <w:p>
+      <w:pPr>
+        <w:pStyle w:val="BodyText"/>
+      </w:pPr>
+      <w:r>
+        <w:t xml:space="preserve">키릴: 지역이 40퍼센트예요. 페테르부르크가 1위, 그다음 카잔과 우랄, 블라디보스토크엔 매주 페리가 다녀요.</w:t>
+      </w:r>
+    </w:p>
+    <w:p>
+      <w:pPr>
+        <w:pStyle w:val="BodyText"/>
+      </w:pPr>
+      <w:r>
+        <w:t xml:space="preserve">디마: 한국 강사들이 6월부터 다섯 도시에서 일하고, 시험이 이제 한 달에 90건이에요. 예전엔 40건이었죠.</w:t>
+      </w:r>
+    </w:p>
+    <w:p>
+      <w:pPr>
+        <w:pStyle w:val="BodyText"/>
+      </w:pPr>
+      <w:r>
+        <w:t xml:space="preserve">알렉세이: 한 달에 의사 90명이라니. 1년 전엔 60명을 꿈꿨는데.</w:t>
+      </w:r>
+    </w:p>
+    <w:p>
+      <w:pPr>
+        <w:pStyle w:val="BodyText"/>
+      </w:pPr>
+      <w:r>
+        <w:t xml:space="preserve">이리나: 알렉세이, 아직 기뻐하지 마세요. 저한테도 숫자가 있는데, 더 나쁜 숫자예요.</w:t>
+      </w:r>
+    </w:p>
+    <w:p>
+      <w:pPr>
+        <w:pStyle w:val="BodyText"/>
+      </w:pPr>
+      <w:r>
+        <w:t xml:space="preserve">알렉세이: 무슨 숫자요? 바로 말해 줘요, 이리나.</w:t>
+      </w:r>
+    </w:p>
+    <w:p>
+      <w:pPr>
+        <w:pStyle w:val="BodyText"/>
+      </w:pPr>
+      <w:r>
+        <w:t xml:space="preserve">이리나: 현금이에요. 금요일에 세진에 3,800만을 내야 하는데, 계좌엔 900만뿐이에요.</w:t>
+      </w:r>
+    </w:p>
+    <w:p>
+      <w:pPr>
+        <w:pStyle w:val="BodyText"/>
+      </w:pPr>
+      <w:r>
+        <w:t xml:space="preserve">키릴: 900만이요? 그런데 우리 작년보다 세 배나 팔았잖아요!</w:t>
+      </w:r>
+    </w:p>
+    <w:p>
+      <w:pPr>
+        <w:pStyle w:val="BodyText"/>
+      </w:pPr>
+      <w:r>
+        <w:t xml:space="preserve">이리나: 팔았죠. 하지만 돈이 아직 안 들어왔어요. 키릴, 성장은 돈이 아니에요. 성장은 아직 돌려받지 못한 빚이에요.</w:t>
+      </w:r>
+    </w:p>
+    <w:p>
+      <w:pPr>
+        <w:pStyle w:val="BodyText"/>
+      </w:pPr>
+      <w:r>
+        <w:t xml:space="preserve">알렉세이: 한 시간 뒤에 회의예요, 다 모여요. 그리고 코르닐로바 선생님도 꼭 불러 주세요.</w:t>
       </w:r>
     </w:p>
     <w:bookmarkEnd w:id="33"/>
@@ -3910,279 +3910,279 @@
         <w:pStyle w:val="FirstParagraph"/>
       </w:pPr>
       <w:r>
-        <w:t xml:space="preserve">이리나: 한 번만 설명할게요. 천천히. 시험 보는 코르닐로바처럼. 세진은 우리에게 60일 유예를 줘요. 파트너들은 30일 뒤에 우리에게 내요. 서류상으론 좋죠: 내기 전에 받으니까. 다들 그렇게 생각했어요. 나까지.</w:t>
-      </w:r>
-    </w:p>
-    <w:p>
-      <w:pPr>
-        <w:pStyle w:val="BodyText"/>
-      </w:pPr>
-      <w:r>
-        <w:t xml:space="preserve">디마: 그거 좋은 거잖아요. 그럼 문제가 뭐예요?</w:t>
-      </w:r>
-    </w:p>
-    <w:p>
-      <w:pPr>
-        <w:pStyle w:val="BodyText"/>
-      </w:pPr>
-      <w:r>
-        <w:t xml:space="preserve">이리나: 문제는 — 길이에요. 원주에서 포돌스크까지 — 6주. 창고에 재고로 한 달. 파트너에게서 또 한 달. 합치면 — 결제부터 돈이 들어오기까지 넉 달. 세진은 두 달을 기다려 주고요.</w:t>
-      </w:r>
-    </w:p>
-    <w:p>
-      <w:pPr>
-        <w:pStyle w:val="BodyText"/>
-      </w:pPr>
-      <w:r>
-        <w:t xml:space="preserve">키릴: 그러니까 두 달 동안 아직 안 팔린 물건값을 내는 거예요?</w:t>
-      </w:r>
-    </w:p>
-    <w:p>
-      <w:pPr>
-        <w:pStyle w:val="BodyText"/>
-      </w:pPr>
-      <w:r>
-        <w:t xml:space="preserve">이리나: 바로 그거예요. 3만 개일 땐 공백이 작았어요. 이젠 — 9만. 공백이 매출과 함께 커졌어요.</w:t>
-      </w:r>
-    </w:p>
-    <w:p>
-      <w:pPr>
-        <w:pStyle w:val="BodyText"/>
-      </w:pPr>
-      <w:r>
-        <w:t xml:space="preserve">올가: 성장은 돈을 먹어요. 오래된 이야기예요. 제약사 두 곳 중 한 곳에서 봤어요.</w:t>
-      </w:r>
-    </w:p>
-    <w:p>
-      <w:pPr>
-        <w:pStyle w:val="BodyText"/>
-      </w:pPr>
-      <w:r>
-        <w:t xml:space="preserve">알렉세이: 얼마나 모자라요? 솔직히. 연말까지.</w:t>
-      </w:r>
-    </w:p>
-    <w:p>
-      <w:pPr>
-        <w:pStyle w:val="BodyText"/>
-      </w:pPr>
-      <w:r>
-        <w:t xml:space="preserve">이리나: 금요일에 — 2,900만. 12월에 — 4,000만 더. 성장이 계속되면 — 1월엔 5,000만.</w:t>
-      </w:r>
-    </w:p>
-    <w:p>
-      <w:pPr>
-        <w:pStyle w:val="BodyText"/>
-      </w:pPr>
-      <w:r>
-        <w:t xml:space="preserve">디마: 5,000만. 우리가 일을 잘해서요?</w:t>
-      </w:r>
-    </w:p>
-    <w:p>
-      <w:pPr>
-        <w:pStyle w:val="BodyText"/>
-      </w:pPr>
-      <w:r>
-        <w:t xml:space="preserve">이리나: 우리가 일을 잘했고 시간 계산을 잘못해서요. 난 돈은 계산했어요. 그런데 세 배가 될 거라곤 계산 안 했어요. 세진처럼 두 배로 잡았어요. 내 실수예요. 5년 동안 미리 알아채지 못한 첫 번째 실수.</w:t>
-      </w:r>
-    </w:p>
-    <w:p>
-      <w:pPr>
-        <w:pStyle w:val="BodyText"/>
-      </w:pPr>
-      <w:r>
-        <w:t xml:space="preserve">키릴: 이리나 세르게예브나가 실수를요? 날짜 적어 둬도 돼요?</w:t>
-      </w:r>
-    </w:p>
-    <w:p>
-      <w:pPr>
-        <w:pStyle w:val="BodyText"/>
-      </w:pPr>
-      <w:r>
-        <w:t xml:space="preserve">이리나: 적어. 밑줄도 쳐. 내가 기억하게.</w:t>
-      </w:r>
-    </w:p>
-    <w:p>
-      <w:pPr>
-        <w:pStyle w:val="BodyText"/>
-      </w:pPr>
-      <w:r>
-        <w:t xml:space="preserve">알렉세이: 선택지는?</w:t>
-      </w:r>
-    </w:p>
-    <w:p>
-      <w:pPr>
-        <w:pStyle w:val="BodyText"/>
-      </w:pPr>
-      <w:r>
-        <w:t xml:space="preserve">이리나: 첫째 — 은행. 재고 담보 대출. 18퍼센트. 승인까지 석 달. 금요일까진 못 맞춰요.</w:t>
-      </w:r>
-    </w:p>
-    <w:p>
-      <w:pPr>
-        <w:pStyle w:val="BodyText"/>
-      </w:pPr>
-      <w:r>
-        <w:t xml:space="preserve">올가: 둘째 — 세진에 유예 연장을 요청. 60일 대신 90일.</w:t>
-      </w:r>
-    </w:p>
-    <w:p>
-      <w:pPr>
-        <w:pStyle w:val="BodyText"/>
-      </w:pPr>
-      <w:r>
-        <w:t xml:space="preserve">알렉세이: 도윤은 방금 자기 자리를 지켰어요. 첫 주부터 부탁하진 않을 거예요.</w:t>
-      </w:r>
-    </w:p>
-    <w:p>
-      <w:pPr>
-        <w:pStyle w:val="BodyText"/>
-      </w:pPr>
-      <w:r>
-        <w:t xml:space="preserve">이리나: 셋째 — 보리스 이고레비치. 추가 출자. 해 주실 거예요. 하지만 그건 그분 지분이에요. 그리고 대화가 필요하고요.</w:t>
-      </w:r>
-    </w:p>
-    <w:p>
-      <w:pPr>
-        <w:pStyle w:val="BodyText"/>
-      </w:pPr>
-      <w:r>
-        <w:t xml:space="preserve">디마: 넷째는요? 넷째도 있어요?</w:t>
-      </w:r>
-    </w:p>
-    <w:p>
-      <w:pPr>
-        <w:pStyle w:val="BodyText"/>
-      </w:pPr>
-      <w:r>
-        <w:t xml:space="preserve">이리나: 넷째 — 속도를 늦추기. 12월엔 신규 의사를 멈추기. 판매가 줄면 — 공백도 줄어요.</w:t>
-      </w:r>
-    </w:p>
-    <w:p>
-      <w:pPr>
-        <w:pStyle w:val="BodyText"/>
-      </w:pPr>
-      <w:r>
-        <w:t xml:space="preserve">알렉세이: 성장 때문에 살아남으려고 성장을 멈춘다.</w:t>
-      </w:r>
-    </w:p>
-    <w:p>
-      <w:pPr>
-        <w:pStyle w:val="BodyText"/>
-      </w:pPr>
-      <w:r>
-        <w:t xml:space="preserve">올가: 진단처럼 들리네요.</w:t>
-      </w:r>
-    </w:p>
-    <w:p>
-      <w:pPr>
-        <w:pStyle w:val="BodyText"/>
-      </w:pPr>
-      <w:r>
-        <w:t xml:space="preserve">이리나: 진단 맞아요. 성장통. 아이들한테도 있죠.</w:t>
-      </w:r>
-    </w:p>
-    <w:p>
-      <w:pPr>
-        <w:pStyle w:val="BodyText"/>
-      </w:pPr>
-      <w:r>
-        <w:t xml:space="preserve">코르닐로바: 내가 말해도 될까요? 돈 얘기는 아니에요. 하지만 「멈추기」에 대해선 할 말이 있어요.</w:t>
-      </w:r>
-    </w:p>
-    <w:p>
-      <w:pPr>
-        <w:pStyle w:val="BodyText"/>
-      </w:pPr>
-      <w:r>
-        <w:t xml:space="preserve">알렉세이: 옐레나 빅토로브나, 말씀하세요.</w:t>
-      </w:r>
-    </w:p>
-    <w:p>
-      <w:pPr>
-        <w:pStyle w:val="BodyText"/>
-      </w:pPr>
-      <w:r>
-        <w:t xml:space="preserve">코르닐로바: 나 지쳤어요. 예쁘게 지친 게 아니라. 진짜로. 한 달에 시험 90건. 다섯 도시. 노보시비르스크 — 분기마다. 올해 집에 있던 날이 40일이에요. 40일. 지난 수요일, 끝까지 안 본 의사에게 「합격」을 준 나를 발견했어요. 한 시간 뒤에 고쳤어요. 하지만 줬어요.</w:t>
-      </w:r>
-    </w:p>
-    <w:p>
-      <w:pPr>
-        <w:pStyle w:val="BodyText"/>
-      </w:pPr>
-      <w:r>
-        <w:t xml:space="preserve">올가: 선생님이요? 끝까지 안 보고 줬다고요?</w:t>
-      </w:r>
-    </w:p>
-    <w:p>
-      <w:pPr>
-        <w:pStyle w:val="BodyText"/>
-      </w:pPr>
-      <w:r>
-        <w:t xml:space="preserve">코르닐로바: 나요. 3년째 「시험 없이는 — 안 된다」고 말하는 사람. 그래서 — 「멈추기」. 돈 때문이 아니라. 나 때문에.</w:t>
-      </w:r>
-    </w:p>
-    <w:p>
-      <w:pPr>
-        <w:pStyle w:val="BodyText"/>
-      </w:pPr>
-      <w:r>
-        <w:t xml:space="preserve">알렉세이: 「자신에게도」. 할머니가 하신 말씀이에요. 잠 못 잔 펠드셰르 얘기.</w:t>
-      </w:r>
-    </w:p>
-    <w:p>
-      <w:pPr>
-        <w:pStyle w:val="BodyText"/>
-      </w:pPr>
-      <w:r>
-        <w:t xml:space="preserve">코르닐로바: 할머님은 현명한 분이네요. 내가 잠을 못 잔다고 전해 줘요. 나도 혼내시라고.</w:t>
-      </w:r>
-    </w:p>
-    <w:p>
-      <w:pPr>
-        <w:pStyle w:val="BodyText"/>
-      </w:pPr>
-      <w:r>
-        <w:t xml:space="preserve">디마: 그럼 어떻게 해요? 시험을 닫아요?</w:t>
-      </w:r>
-    </w:p>
-    <w:p>
-      <w:pPr>
-        <w:pStyle w:val="BodyText"/>
-      </w:pPr>
-      <w:r>
-        <w:t xml:space="preserve">코르닐로바: 아니요. 대신할 사람이 필요해요. 두 번째 수석 시험관. 보조가 아니라. 나랑 똑같은. 「불합격」을 줄 권한이 있는.</w:t>
-      </w:r>
-    </w:p>
-    <w:p>
-      <w:pPr>
-        <w:pStyle w:val="BodyText"/>
-      </w:pPr>
-      <w:r>
-        <w:t xml:space="preserve">알렉세이: 누구요?</w:t>
-      </w:r>
-    </w:p>
-    <w:p>
-      <w:pPr>
-        <w:pStyle w:val="BodyText"/>
-      </w:pPr>
-      <w:r>
-        <w:t xml:space="preserve">코르닐로바: 알리나. 문 밖에 앉아 있어요, 미리 불렀어요. 2년 동안 시험했어요. 시험마다 내 옆에 앉았죠. 동정으로 「합격」을 준 적이 한 번도 없어요. 친구에게도. 모의시험에서 나에게도.</w:t>
-      </w:r>
-    </w:p>
-    <w:p>
-      <w:pPr>
-        <w:pStyle w:val="BodyText"/>
-      </w:pPr>
-      <w:r>
-        <w:t xml:space="preserve">알리나: 옐레나 빅토로브나, 들었어요. 문 너머로. 진심이세요?</w:t>
-      </w:r>
-    </w:p>
-    <w:p>
-      <w:pPr>
-        <w:pStyle w:val="BodyText"/>
-      </w:pPr>
-      <w:r>
-        <w:t xml:space="preserve">코르닐로바: 난 늘 진심이에요. 특히 지쳤을 때. 들어와요.</w:t>
+        <w:t xml:space="preserve">이리나: 코르닐로바 선생님이 시험 볼 때처럼, 한 번만 천천히 설명할게요. 세진은 우리에게 60일 외상을 주고, 파트너는 30일 뒤에 우리에게 돈을 내요. 서류상으론 좋아요. 내기 전에 받는 거니까요. 다들 그렇게 생각했어요, 저까지도요.</w:t>
+      </w:r>
+    </w:p>
+    <w:p>
+      <w:pPr>
+        <w:pStyle w:val="BodyText"/>
+      </w:pPr>
+      <w:r>
+        <w:t xml:space="preserve">디마: 그거 좋은 거잖아요. 그럼 대체 뭐가 문제예요?</w:t>
+      </w:r>
+    </w:p>
+    <w:p>
+      <w:pPr>
+        <w:pStyle w:val="BodyText"/>
+      </w:pPr>
+      <w:r>
+        <w:t xml:space="preserve">이리나: 문제는 길이에요. 상품이 원주에서 포돌스크까지 6주 걸리고, 그다음 재고로 창고에 한 달, 파트너에게 또 한 달 있어요. 결제부터 돈이 들어올 때까지 총 넉 달인데, 세진은 두 달만 기다려요.</w:t>
+      </w:r>
+    </w:p>
+    <w:p>
+      <w:pPr>
+        <w:pStyle w:val="BodyText"/>
+      </w:pPr>
+      <w:r>
+        <w:t xml:space="preserve">키릴: 그러니까 두 달 동안 아직 팔리지도 않은 상품값을 내는 거예요?</w:t>
+      </w:r>
+    </w:p>
+    <w:p>
+      <w:pPr>
+        <w:pStyle w:val="BodyText"/>
+      </w:pPr>
+      <w:r>
+        <w:t xml:space="preserve">이리나: 바로 그거예요. 3만 개일 땐 그 공백이 작았는데, 이젠 9만 개라 판매와 함께 공백도 커졌어요.</w:t>
+      </w:r>
+    </w:p>
+    <w:p>
+      <w:pPr>
+        <w:pStyle w:val="BodyText"/>
+      </w:pPr>
+      <w:r>
+        <w:t xml:space="preserve">올가: 성장은 돈을 먹어요, 오래된 얘기죠. 제가 일했던 제약사 두 곳 중 한 곳에서 꼭 봤어요.</w:t>
+      </w:r>
+    </w:p>
+    <w:p>
+      <w:pPr>
+        <w:pStyle w:val="BodyText"/>
+      </w:pPr>
+      <w:r>
+        <w:t xml:space="preserve">알렉세이: 연말까지 얼마나 모자라요? 솔직하게요.</w:t>
+      </w:r>
+    </w:p>
+    <w:p>
+      <w:pPr>
+        <w:pStyle w:val="BodyText"/>
+      </w:pPr>
+      <w:r>
+        <w:t xml:space="preserve">이리나: 금요일에 2,900만, 12월에 4천만 더, 성장이 계속되면 1월엔 5천만이에요.</w:t>
+      </w:r>
+    </w:p>
+    <w:p>
+      <w:pPr>
+        <w:pStyle w:val="BodyText"/>
+      </w:pPr>
+      <w:r>
+        <w:t xml:space="preserve">디마: 우리가 일을 잘해서 5천만이 모자란다고요?</w:t>
+      </w:r>
+    </w:p>
+    <w:p>
+      <w:pPr>
+        <w:pStyle w:val="BodyText"/>
+      </w:pPr>
+      <w:r>
+        <w:t xml:space="preserve">이리나: 일을 잘했고, 시간 계산을 잘못해서요. 돈은 계산했지만 세 배가 될 줄은 몰랐어요. 세진처럼 두 배로 잡았죠. 제 실수예요. 5년 만에 처음으로 미리 알아채지 못한 실수예요.</w:t>
+      </w:r>
+    </w:p>
+    <w:p>
+      <w:pPr>
+        <w:pStyle w:val="BodyText"/>
+      </w:pPr>
+      <w:r>
+        <w:t xml:space="preserve">키릴: 이리나 세르게예브나가 실수하셨다고요? 오늘 날짜 적어 둬도 될까요?</w:t>
+      </w:r>
+    </w:p>
+    <w:p>
+      <w:pPr>
+        <w:pStyle w:val="BodyText"/>
+      </w:pPr>
+      <w:r>
+        <w:t xml:space="preserve">이리나: 적고 밑줄도 그어요. 제가 늘 기억하게요.</w:t>
+      </w:r>
+    </w:p>
+    <w:p>
+      <w:pPr>
+        <w:pStyle w:val="BodyText"/>
+      </w:pPr>
+      <w:r>
+        <w:t xml:space="preserve">알렉세이: 좋아요. 어떤 선택지가 있어요?</w:t>
+      </w:r>
+    </w:p>
+    <w:p>
+      <w:pPr>
+        <w:pStyle w:val="BodyText"/>
+      </w:pPr>
+      <w:r>
+        <w:t xml:space="preserve">이리나: 첫째는 은행, 연 18퍼센트 재고 담보 대출이에요. 하지만 승인이 석 달이라 금요일까진 못 맞춰요.</w:t>
+      </w:r>
+    </w:p>
+    <w:p>
+      <w:pPr>
+        <w:pStyle w:val="BodyText"/>
+      </w:pPr>
+      <w:r>
+        <w:t xml:space="preserve">올가: 둘째는 세진에 외상 연장을 부탁하는 거예요. 60일 대신 90일로요.</w:t>
+      </w:r>
+    </w:p>
+    <w:p>
+      <w:pPr>
+        <w:pStyle w:val="BodyText"/>
+      </w:pPr>
+      <w:r>
+        <w:t xml:space="preserve">알렉세이: 도윤이 방금 자리를 지켰는데, 첫 주부터 부탁하진 않을 거예요.</w:t>
+      </w:r>
+    </w:p>
+    <w:p>
+      <w:pPr>
+        <w:pStyle w:val="BodyText"/>
+      </w:pPr>
+      <w:r>
+        <w:t xml:space="preserve">이리나: 셋째는 보리스 이고레비치의 추가 출자예요. 해 주시겠지만, 그건 그분 지분이고 따로 이야기해야 해요.</w:t>
+      </w:r>
+    </w:p>
+    <w:p>
+      <w:pPr>
+        <w:pStyle w:val="BodyText"/>
+      </w:pPr>
+      <w:r>
+        <w:t xml:space="preserve">디마: 넷째는요? 넷째 방법도 있어요?</w:t>
+      </w:r>
+    </w:p>
+    <w:p>
+      <w:pPr>
+        <w:pStyle w:val="BodyText"/>
+      </w:pPr>
+      <w:r>
+        <w:t xml:space="preserve">이리나: 넷째는 속도를 늦추는 거예요. 12월엔 신규 의사를 멈추는 거죠. 판매가 줄면 공백도 줄어요.</w:t>
+      </w:r>
+    </w:p>
+    <w:p>
+      <w:pPr>
+        <w:pStyle w:val="BodyText"/>
+      </w:pPr>
+      <w:r>
+        <w:t xml:space="preserve">알렉세이: 성장 때문에 살아남으려고 성장을 멈춘다. 정말 이상하게 들리네요.</w:t>
+      </w:r>
+    </w:p>
+    <w:p>
+      <w:pPr>
+        <w:pStyle w:val="BodyText"/>
+      </w:pPr>
+      <w:r>
+        <w:t xml:space="preserve">올가: 제가 보기엔 진짜 진단처럼 들려요.</w:t>
+      </w:r>
+    </w:p>
+    <w:p>
+      <w:pPr>
+        <w:pStyle w:val="BodyText"/>
+      </w:pPr>
+      <w:r>
+        <w:t xml:space="preserve">이리나: 그게 바로 진단이에요. 성장통이요, 아이들에게도 있잖아요.</w:t>
+      </w:r>
+    </w:p>
+    <w:p>
+      <w:pPr>
+        <w:pStyle w:val="BodyText"/>
+      </w:pPr>
+      <w:r>
+        <w:t xml:space="preserve">코르닐로바: 제가 말해도 될까요? 돈 얘기는 아니지만, 「멈춘다」에 대해 할 말이 있어요.</w:t>
+      </w:r>
+    </w:p>
+    <w:p>
+      <w:pPr>
+        <w:pStyle w:val="BodyText"/>
+      </w:pPr>
+      <w:r>
+        <w:t xml:space="preserve">알렉세이: 옐레나 빅토로브나, 말씀하세요, 듣고 있어요.</w:t>
+      </w:r>
+    </w:p>
+    <w:p>
+      <w:pPr>
+        <w:pStyle w:val="BodyText"/>
+      </w:pPr>
+      <w:r>
+        <w:t xml:space="preserve">코르닐로바: 지쳤어요. 예쁘게가 아니라 진짜로요. 한 달에 시험 90건, 도시 다섯 곳, 분기마다 노보시비르스크. 올해 집에 있었던 날이 40일뿐이에요. 그리고 지난 수요일, 끝까지 다 보지 않은 의사에게 「합격」을 준 걸 알아챘어요. 한 시간 뒤에 고쳤지만, 줬다는 건 사실이에요.</w:t>
+      </w:r>
+    </w:p>
+    <w:p>
+      <w:pPr>
+        <w:pStyle w:val="BodyText"/>
+      </w:pPr>
+      <w:r>
+        <w:t xml:space="preserve">올가: 선생님이요? 끝까지 안 보고 합격을 주셨다고요?</w:t>
+      </w:r>
+    </w:p>
+    <w:p>
+      <w:pPr>
+        <w:pStyle w:val="BodyText"/>
+      </w:pPr>
+      <w:r>
+        <w:t xml:space="preserve">코르닐로바: 저요, 3년 동안 「시험 없이는 안 된다」고 말해 온 바로 제가요. 그래서 「멈추자」는 거예요. 돈 때문이 아니라 저 때문에요.</w:t>
+      </w:r>
+    </w:p>
+    <w:p>
+      <w:pPr>
+        <w:pStyle w:val="BodyText"/>
+      </w:pPr>
+      <w:r>
+        <w:t xml:space="preserve">알렉세이: 「자신에게도」. 할머니가 잠 못 자는 펠드셰르 얘기를 하시면서 그러셨어요.</w:t>
+      </w:r>
+    </w:p>
+    <w:p>
+      <w:pPr>
+        <w:pStyle w:val="BodyText"/>
+      </w:pPr>
+      <w:r>
+        <w:t xml:space="preserve">코르닐로바: 할머니는 현명한 분이세요. 저도 잠을 못 잔다고 전해 주세요. 저도 꾸짖어 달라고요.</w:t>
+      </w:r>
+    </w:p>
+    <w:p>
+      <w:pPr>
+        <w:pStyle w:val="BodyText"/>
+      </w:pPr>
+      <w:r>
+        <w:t xml:space="preserve">디마: 그럼 어떻게 해요? 시험을 닫는 거예요?</w:t>
+      </w:r>
+    </w:p>
+    <w:p>
+      <w:pPr>
+        <w:pStyle w:val="BodyText"/>
+      </w:pPr>
+      <w:r>
+        <w:t xml:space="preserve">코르닐로바: 아니요. 대신할 사람이 필요해요. 두 번째 수석 시험관이요. 조수가 아니라, 「불합격」을 줄 권한이 있는 저와 같은 사람이요.</w:t>
+      </w:r>
+    </w:p>
+    <w:p>
+      <w:pPr>
+        <w:pStyle w:val="BodyText"/>
+      </w:pPr>
+      <w:r>
+        <w:t xml:space="preserve">알렉세이: 그게 누가 될 수 있을까요?</w:t>
+      </w:r>
+    </w:p>
+    <w:p>
+      <w:pPr>
+        <w:pStyle w:val="BodyText"/>
+      </w:pPr>
+      <w:r>
+        <w:t xml:space="preserve">코르닐로바: 알리나요. 문밖에 앉아 있어요, 미리 불러 뒀거든요. 2년 동안 확인했어요. 시험 때마다 제 옆에 앉아 있었고, 동정심으로 「합격」을 준 적이 한 번도 없어요. 자기 친구에게도, 모의시험의 저에게도요.</w:t>
+      </w:r>
+    </w:p>
+    <w:p>
+      <w:pPr>
+        <w:pStyle w:val="BodyText"/>
+      </w:pPr>
+      <w:r>
+        <w:t xml:space="preserve">알리나: 옐레나 빅토로브나, 문 너머로 다 들었어요. 진심이세요?</w:t>
+      </w:r>
+    </w:p>
+    <w:p>
+      <w:pPr>
+        <w:pStyle w:val="BodyText"/>
+      </w:pPr>
+      <w:r>
+        <w:t xml:space="preserve">코르닐로바: 저는 늘 진심이에요, 특히 지쳤을 때요. 들어와요, 알리나.</w:t>
       </w:r>
     </w:p>
     <w:bookmarkEnd w:id="34"/>
@@ -4200,239 +4200,239 @@
         <w:pStyle w:val="FirstParagraph"/>
       </w:pPr>
       <w:r>
-        <w:t xml:space="preserve">이리나: 자. 금요일. 2,900만. 보리스 이고레비치는 — 저녁까지 연락이 안 돼요. 은행은 — 못 맞추고.</w:t>
-      </w:r>
-    </w:p>
-    <w:p>
-      <w:pPr>
-        <w:pStyle w:val="BodyText"/>
-      </w:pPr>
-      <w:r>
-        <w:t xml:space="preserve">알렉세이: 그럼 파트너들에게 전화할게요. 돈 때문이 아니라. 그냥 진실을 말하려고. 우리가 계산보다 빨리 크고 있다고.</w:t>
-      </w:r>
-    </w:p>
-    <w:p>
-      <w:pPr>
-        <w:pStyle w:val="BodyText"/>
-      </w:pPr>
-      <w:r>
-        <w:t xml:space="preserve">올가: 위험해요. 파트너는 이렇게 들어요: 「모스트가 곤경에 빠졌다」. 그리고 대안을 찾기 시작하죠.</w:t>
-      </w:r>
-    </w:p>
-    <w:p>
-      <w:pPr>
-        <w:pStyle w:val="BodyText"/>
-      </w:pPr>
-      <w:r>
-        <w:t xml:space="preserve">알렉세이: 아니면 이렇게 듣겠죠: 「모스트는 늦기 전에 진실을 말한다」. 루스템 때 그랬잖아요. 동결 사고 때.</w:t>
-      </w:r>
-    </w:p>
-    <w:p>
-      <w:pPr>
-        <w:pStyle w:val="BodyText"/>
-      </w:pPr>
-      <w:r>
-        <w:t xml:space="preserve">마리나: 알렉세이 니콜라예비치. 레베데바예요. 전화하셨죠. 듣고 있어요. 4분.</w:t>
-      </w:r>
-    </w:p>
-    <w:p>
-      <w:pPr>
-        <w:pStyle w:val="BodyText"/>
-      </w:pPr>
-      <w:r>
-        <w:t xml:space="preserve">알렉세이: 마리나, 짧게. 우리 성장이 세 배예요. 그리고 현금 공백이 있어요. 금요일에 세진 결제인데 2,900만이 모자라요. 부탁하려고 전화한 게 아니에요. 알고 계시라고 전화했어요. 시장이 아니라 저한테서.</w:t>
-      </w:r>
-    </w:p>
-    <w:p>
-      <w:pPr>
-        <w:pStyle w:val="BodyText"/>
-      </w:pPr>
-      <w:r>
-        <w:t xml:space="preserve">마리나: 당신한테서. 좋아요. 지금 우리가 얼마 빚지고 있죠? 유예 청구서로?</w:t>
-      </w:r>
-    </w:p>
-    <w:p>
-      <w:pPr>
-        <w:pStyle w:val="BodyText"/>
-      </w:pPr>
-      <w:r>
-        <w:t xml:space="preserve">이리나: 1,200만이요. 기한 — 12월 20일.</w:t>
-      </w:r>
-    </w:p>
-    <w:p>
-      <w:pPr>
-        <w:pStyle w:val="BodyText"/>
-      </w:pPr>
-      <w:r>
-        <w:t xml:space="preserve">마리나: 내일 낼게요. 1,200만 전부. 부탁해서가 아니에요. 부탁 안 하셨죠, 들었어요. 먼저 말하셨으니까요. 시장도, 소문도, 볼코프도 아니고. 당신이. 페테르부르크에선 그게 어떤 할인보다 귀해요.</w:t>
-      </w:r>
-    </w:p>
-    <w:p>
-      <w:pPr>
-        <w:pStyle w:val="BodyText"/>
-      </w:pPr>
-      <w:r>
-        <w:t xml:space="preserve">알렉세이: 마리나, 그러실 의무 없어요. 20일까진 당신 돈이에요.</w:t>
-      </w:r>
-    </w:p>
-    <w:p>
-      <w:pPr>
-        <w:pStyle w:val="BodyText"/>
-      </w:pPr>
-      <w:r>
-        <w:t xml:space="preserve">마리나: 내 돈이죠. 그러니까 내가 정해요. 다투지 마세요. 못이랑 다투지 말라고 했잖아요.</w:t>
-      </w:r>
-    </w:p>
-    <w:p>
-      <w:pPr>
-        <w:pStyle w:val="BodyText"/>
-      </w:pPr>
-      <w:r>
-        <w:t xml:space="preserve">자보드치코프: 보론초프? 자보드치코프요. 방금 마리나가 전화했어요. 페테르부르크에서. 서로 모르는 사이예요, 본 적도 없어요. 그러더군요: 「모스트에 공백이 있다. 그쪽이 먼저 스스로 말했다」. 그런 말은 2009년 이후 처음 들어요. 내 청구서는 얼마예요?</w:t>
-      </w:r>
-    </w:p>
-    <w:p>
-      <w:pPr>
-        <w:pStyle w:val="BodyText"/>
-      </w:pPr>
-      <w:r>
-        <w:t xml:space="preserve">이리나: 아나톨리 표도로비치, 800만이요. 기한 — 25일.</w:t>
-      </w:r>
-    </w:p>
-    <w:p>
-      <w:pPr>
-        <w:pStyle w:val="BodyText"/>
-      </w:pPr>
-      <w:r>
-        <w:t xml:space="preserve">자보드치코프: 내일. 800. 나와 라키티나 몫. 그 사람이 고집했어요. 「우리도 한때 누가 믿어 줬다」고.</w:t>
-      </w:r>
-    </w:p>
-    <w:p>
-      <w:pPr>
-        <w:pStyle w:val="BodyText"/>
-      </w:pPr>
-      <w:r>
-        <w:t xml:space="preserve">디마: 마리나가 자보드치코프에게 전화했다고요? 서로 모르잖아요.</w:t>
-      </w:r>
-    </w:p>
-    <w:p>
-      <w:pPr>
-        <w:pStyle w:val="BodyText"/>
-      </w:pPr>
-      <w:r>
-        <w:t xml:space="preserve">올가: 이제 알죠. 「모스트」 파트너 협회. 아무도 안 만들었어요. 저절로 생겼어요.</w:t>
-      </w:r>
-    </w:p>
-    <w:p>
-      <w:pPr>
-        <w:pStyle w:val="BodyText"/>
-      </w:pPr>
-      <w:r>
-        <w:t xml:space="preserve">트카치: 알렉세이 니콜라예비치, 트카치예요. 자보드치코프가 전화했어요. 모르는 사람이에요. 목소리가 선장 같더군요. 내 건 얼마예요?</w:t>
-      </w:r>
-    </w:p>
-    <w:p>
-      <w:pPr>
-        <w:pStyle w:val="BodyText"/>
-      </w:pPr>
-      <w:r>
-        <w:t xml:space="preserve">이리나: 세르게이, 500만이요. 기한 — 30일.</w:t>
-      </w:r>
-    </w:p>
-    <w:p>
-      <w:pPr>
-        <w:pStyle w:val="BodyText"/>
-      </w:pPr>
-      <w:r>
-        <w:t xml:space="preserve">트카치: 500. 내일. 조기 결제 할인 없이. 이리나 세르게예브나, 할인 제안하지 마세요. 하려던 거 알아요.</w:t>
-      </w:r>
-    </w:p>
-    <w:p>
-      <w:pPr>
-        <w:pStyle w:val="BodyText"/>
-      </w:pPr>
-      <w:r>
-        <w:t xml:space="preserve">이리나: 하려고 했죠. 2퍼센트. 그게 맞아요. 규칙상.</w:t>
-      </w:r>
-    </w:p>
-    <w:p>
-      <w:pPr>
-        <w:pStyle w:val="BodyText"/>
-      </w:pPr>
-      <w:r>
-        <w:t xml:space="preserve">트카치: 규칙상으론 — 맞죠. 연해주식으론 — 아니에요. 게도 할인 없었잖아요.</w:t>
-      </w:r>
-    </w:p>
-    <w:p>
-      <w:pPr>
-        <w:pStyle w:val="BodyText"/>
-      </w:pPr>
-      <w:r>
-        <w:t xml:space="preserve">이리나: 1,200. 800. 500. 2,500. 거기에 카잔 400, 루스템이…</w:t>
-      </w:r>
-    </w:p>
-    <w:p>
-      <w:pPr>
-        <w:pStyle w:val="BodyText"/>
-      </w:pPr>
-      <w:r>
-        <w:t xml:space="preserve">루스템: 이리나. 루스템이에요. 아이다르가 어젯밤에 보냈어요. 400만. 제일 먼저 알았어요. 키릴한테서.</w:t>
-      </w:r>
-    </w:p>
-    <w:p>
-      <w:pPr>
-        <w:pStyle w:val="BodyText"/>
-      </w:pPr>
-      <w:r>
-        <w:t xml:space="preserve">키릴: 전 아무 말도 안 했어요! 그냥 썼을 뿐이에요: 「이리나 세르게예브나가 안 주무신다」. 그게 다예요.</w:t>
-      </w:r>
-    </w:p>
-    <w:p>
-      <w:pPr>
-        <w:pStyle w:val="BodyText"/>
-      </w:pPr>
-      <w:r>
-        <w:t xml:space="preserve">루스템: 아이다르는 알아들었죠. 카잔에선 행간을 읽을 줄 알아요. 세 번째 차는 — 내가 살게요.</w:t>
-      </w:r>
-    </w:p>
-    <w:p>
-      <w:pPr>
-        <w:pStyle w:val="BodyText"/>
-      </w:pPr>
-      <w:r>
-        <w:t xml:space="preserve">이리나: 2,900. 딱. 은행 없이. 보리스 없이. 세진 없이.</w:t>
-      </w:r>
-    </w:p>
-    <w:p>
-      <w:pPr>
-        <w:pStyle w:val="BodyText"/>
-      </w:pPr>
-      <w:r>
-        <w:t xml:space="preserve">알렉세이: 부탁 한 번 없이.</w:t>
-      </w:r>
-    </w:p>
-    <w:p>
-      <w:pPr>
-        <w:pStyle w:val="BodyText"/>
-      </w:pPr>
-      <w:r>
-        <w:t xml:space="preserve">올가: 제약 20년. 이런 건 처음 봐요. 파트너가 공급사를 도우려고 기한 전에 돈을 내다니. 보통은 반대죠.</w:t>
-      </w:r>
-    </w:p>
-    <w:p>
-      <w:pPr>
-        <w:pStyle w:val="BodyText"/>
-      </w:pPr>
-      <w:r>
-        <w:t xml:space="preserve">알렉세이: 공급사를 돕는 게 아니에요. 일지예요. 그들은 우리 일지를 봤어요. 우리는 그들 것을.</w:t>
-      </w:r>
-    </w:p>
-    <w:p>
-      <w:pPr>
-        <w:pStyle w:val="BodyText"/>
-      </w:pPr>
-      <w:r>
-        <w:t xml:space="preserve">이리나: 금요일은 막았어요. 12월 — 4,000만 더. 1월 — 5,000만. 전화는 반복되지 않아요, 알렉세이. 이건 한 번이었어요.</w:t>
+        <w:t xml:space="preserve">이리나: 자, 금요일에 2,900만이에요. 보리스 이고레비치는 저녁까지 연락이 안 되고, 은행은 못 맞춰요.</w:t>
+      </w:r>
+    </w:p>
+    <w:p>
+      <w:pPr>
+        <w:pStyle w:val="BodyText"/>
+      </w:pPr>
+      <w:r>
+        <w:t xml:space="preserve">알렉세이: 그럼 파트너들에게 전화할게요. 돈 때문이 아니라 그냥 사실을 말하려고요. 생각보다 빨리 성장하고 있다고요.</w:t>
+      </w:r>
+    </w:p>
+    <w:p>
+      <w:pPr>
+        <w:pStyle w:val="BodyText"/>
+      </w:pPr>
+      <w:r>
+        <w:t xml:space="preserve">올가: 위험해요. 파트너는 「모스트가 곤경에 빠졌다」고 듣고 다른 대안을 찾기 시작할 거예요.</w:t>
+      </w:r>
+    </w:p>
+    <w:p>
+      <w:pPr>
+        <w:pStyle w:val="BodyText"/>
+      </w:pPr>
+      <w:r>
+        <w:t xml:space="preserve">알렉세이: 아니면 「모스트는 늦기 전에 사실을 말한다」고 듣겠죠. 동결 사고 때 루스템과도 그렇게 했어요.</w:t>
+      </w:r>
+    </w:p>
+    <w:p>
+      <w:pPr>
+        <w:pStyle w:val="BodyText"/>
+      </w:pPr>
+      <w:r>
+        <w:t xml:space="preserve">마리나: 알렉세이 니콜라예비치, 레베데바예요. 전화하셨죠, 듣고 있어요. 4분 있어요.</w:t>
+      </w:r>
+    </w:p>
+    <w:p>
+      <w:pPr>
+        <w:pStyle w:val="BodyText"/>
+      </w:pPr>
+      <w:r>
+        <w:t xml:space="preserve">알렉세이: 마리나, 짧게요. 우리가 세 배 성장해서 현금 공백이 생겼어요. 금요일에 세진에 내야 하는데 2,900만이 모자라요. 부탁하려는 게 아니에요. 시장이 아니라 저한테서 알게 하려고 전화한 거예요.</w:t>
+      </w:r>
+    </w:p>
+    <w:p>
+      <w:pPr>
+        <w:pStyle w:val="BodyText"/>
+      </w:pPr>
+      <w:r>
+        <w:t xml:space="preserve">마리나: 당신한테서, 좋아요. 그럼 외상 청구서로 지금 우리가 얼마를 드려야 하죠?</w:t>
+      </w:r>
+    </w:p>
+    <w:p>
+      <w:pPr>
+        <w:pStyle w:val="BodyText"/>
+      </w:pPr>
+      <w:r>
+        <w:t xml:space="preserve">이리나: 1,200만이고, 지급 기한은 12월 20일이에요.</w:t>
+      </w:r>
+    </w:p>
+    <w:p>
+      <w:pPr>
+        <w:pStyle w:val="BodyText"/>
+      </w:pPr>
+      <w:r>
+        <w:t xml:space="preserve">마리나: 내일 1,200만 다 낼게요. 부탁하셔서가 아니에요. 부탁 안 하신 거 들었어요. 시장도, 소문도, 볼코프도 아니고 당신이 먼저 말했기 때문이에요. 페테르부르크에선 그걸 어떤 할인보다 높이 쳐요.</w:t>
+      </w:r>
+    </w:p>
+    <w:p>
+      <w:pPr>
+        <w:pStyle w:val="BodyText"/>
+      </w:pPr>
+      <w:r>
+        <w:t xml:space="preserve">알렉세이: 마리나, 그러실 의무는 없어요. 20일까진 당신 돈이에요.</w:t>
+      </w:r>
+    </w:p>
+    <w:p>
+      <w:pPr>
+        <w:pStyle w:val="BodyText"/>
+      </w:pPr>
+      <w:r>
+        <w:t xml:space="preserve">마리나: 내 돈이니까 내가 정해요. 못하고 다투지 않듯이 나랑도 다투지 마세요.</w:t>
+      </w:r>
+    </w:p>
+    <w:p>
+      <w:pPr>
+        <w:pStyle w:val="BodyText"/>
+      </w:pPr>
+      <w:r>
+        <w:t xml:space="preserve">자보드치코프: 보론초프? 자보드치코프예요. 방금 페테르부르크의 마리나가 전화했어요. 서로 모르고 한 번도 본 적 없는 사이인데요. 「모스트에 공백이 생겼는데, 그쪽에서 먼저 스스로 말했다」고 하더군요. 그런 말은 2009년 이후 처음 들어요. 내 청구서엔 얼마 있어요?</w:t>
+      </w:r>
+    </w:p>
+    <w:p>
+      <w:pPr>
+        <w:pStyle w:val="BodyText"/>
+      </w:pPr>
+      <w:r>
+        <w:t xml:space="preserve">이리나: 아나톨리 표도로비치, 800만이고 기한은 25일이에요.</w:t>
+      </w:r>
+    </w:p>
+    <w:p>
+      <w:pPr>
+        <w:pStyle w:val="BodyText"/>
+      </w:pPr>
+      <w:r>
+        <w:t xml:space="preserve">자보드치코프: 800만, 내일 낼게요. 나랑 라키티나 몫으로요. 그 사람이 고집을 부렸어요. 「우리도 한때 누군가 믿어 줬잖아요」라면서요.</w:t>
+      </w:r>
+    </w:p>
+    <w:p>
+      <w:pPr>
+        <w:pStyle w:val="BodyText"/>
+      </w:pPr>
+      <w:r>
+        <w:t xml:space="preserve">디마: 마리나가 자보드치코프한테 전화했다고요? 서로 알지도 못하는데요.</w:t>
+      </w:r>
+    </w:p>
+    <w:p>
+      <w:pPr>
+        <w:pStyle w:val="BodyText"/>
+      </w:pPr>
+      <w:r>
+        <w:t xml:space="preserve">올가: 이젠 알죠. 「모스트」 파트너 협회예요. 아무도 만들지 않았는데 저절로 생겼어요.</w:t>
+      </w:r>
+    </w:p>
+    <w:p>
+      <w:pPr>
+        <w:pStyle w:val="BodyText"/>
+      </w:pPr>
+      <w:r>
+        <w:t xml:space="preserve">트카치: 알렉세이 니콜라예비치, 트카치예요. 자보드치코프가 전화했어요. 모르는 분인데 목소리가 선장 같더군요. 나는 얼마예요?</w:t>
+      </w:r>
+    </w:p>
+    <w:p>
+      <w:pPr>
+        <w:pStyle w:val="BodyText"/>
+      </w:pPr>
+      <w:r>
+        <w:t xml:space="preserve">이리나: 세르게이, 500만이고 기한은 30일이에요.</w:t>
+      </w:r>
+    </w:p>
+    <w:p>
+      <w:pPr>
+        <w:pStyle w:val="BodyText"/>
+      </w:pPr>
+      <w:r>
+        <w:t xml:space="preserve">트카치: 500만, 내일 낼게요. 조기 결제 할인 없이요. 이리나 세르게예브나, 할인 제안하지 마세요. 하려던 거 알아요.</w:t>
+      </w:r>
+    </w:p>
+    <w:p>
+      <w:pPr>
+        <w:pStyle w:val="BodyText"/>
+      </w:pPr>
+      <w:r>
+        <w:t xml:space="preserve">이리나: 하려고 했죠, 2퍼센트요. 규칙상 그게 맞으니까요.</w:t>
+      </w:r>
+    </w:p>
+    <w:p>
+      <w:pPr>
+        <w:pStyle w:val="BodyText"/>
+      </w:pPr>
+      <w:r>
+        <w:t xml:space="preserve">트카치: 규칙상으론 맞죠. 연해주식으로는 아니에요. 게도 할인 없었잖아요.</w:t>
+      </w:r>
+    </w:p>
+    <w:p>
+      <w:pPr>
+        <w:pStyle w:val="BodyText"/>
+      </w:pPr>
+      <w:r>
+        <w:t xml:space="preserve">이리나: 1,200, 800, 500, 합쳐서 2,500. 루스템이 해 주면 카잔에서 400 더…</w:t>
+      </w:r>
+    </w:p>
+    <w:p>
+      <w:pPr>
+        <w:pStyle w:val="BodyText"/>
+      </w:pPr>
+      <w:r>
+        <w:t xml:space="preserve">루스템: 이리나, 루스템이에요. 아이다르가 어젯밤에 벌써 400만을 보냈어요. 누구보다 먼저, 키릴한테서 들었대요.</w:t>
+      </w:r>
+    </w:p>
+    <w:p>
+      <w:pPr>
+        <w:pStyle w:val="BodyText"/>
+      </w:pPr>
+      <w:r>
+        <w:t xml:space="preserve">키릴: 전 아무 말도 안 했어요! 「이리나 세르게예브나가 안 주무세요」라고만 썼어요, 그게 다예요.</w:t>
+      </w:r>
+    </w:p>
+    <w:p>
+      <w:pPr>
+        <w:pStyle w:val="BodyText"/>
+      </w:pPr>
+      <w:r>
+        <w:t xml:space="preserve">루스템: 아이다르는 다 알아들었어요. 카잔에선 행간을 읽을 줄 알거든요. 세 번째 차는 내가 살게요.</w:t>
+      </w:r>
+    </w:p>
+    <w:p>
+      <w:pPr>
+        <w:pStyle w:val="BodyText"/>
+      </w:pPr>
+      <w:r>
+        <w:t xml:space="preserve">이리나: 딱 2,900만이에요. 은행도, 보리스 이고레비치도, 세진도 없이요.</w:t>
+      </w:r>
+    </w:p>
+    <w:p>
+      <w:pPr>
+        <w:pStyle w:val="BodyText"/>
+      </w:pPr>
+      <w:r>
+        <w:t xml:space="preserve">알렉세이: 그리고 우리 쪽에선 부탁 한 번 없이요.</w:t>
+      </w:r>
+    </w:p>
+    <w:p>
+      <w:pPr>
+        <w:pStyle w:val="BodyText"/>
+      </w:pPr>
+      <w:r>
+        <w:t xml:space="preserve">올가: 제약 업계 20년인데 이런 건 처음 봐요. 파트너가 공급사를 도우려고 기한 전에 돈을 내다니요. 보통은 반대거든요.</w:t>
+      </w:r>
+    </w:p>
+    <w:p>
+      <w:pPr>
+        <w:pStyle w:val="BodyText"/>
+      </w:pPr>
+      <w:r>
+        <w:t xml:space="preserve">알렉세이: 이건 공급사를 돕는 게 아니라 일지예요. 그들은 우리 일지를 봤고, 우리는 그들 일지를 봤어요.</w:t>
+      </w:r>
+    </w:p>
+    <w:p>
+      <w:pPr>
+        <w:pStyle w:val="BodyText"/>
+      </w:pPr>
+      <w:r>
+        <w:t xml:space="preserve">이리나: 금요일은 해결됐지만, 12월엔 4천만, 1월엔 5천만이 더 필요해요. 그리고 전화는 반복되지 않아요, 알렉세이. 한 번뿐이었어요.</w:t>
       </w:r>
     </w:p>
     <w:bookmarkEnd w:id="35"/>
@@ -4450,199 +4450,199 @@
         <w:pStyle w:val="FirstParagraph"/>
       </w:pPr>
       <w:r>
-        <w:t xml:space="preserve">알렉세이: 금요일. 세진 결제 완료. 파트너들 덕분이에요. 이제 — 핵심. 12월과 1월. 결정.</w:t>
-      </w:r>
-    </w:p>
-    <w:p>
-      <w:pPr>
-        <w:pStyle w:val="BodyText"/>
-      </w:pPr>
-      <w:r>
-        <w:t xml:space="preserve">이리나: 숫자는 칠판에. 가을처럼 계속 크면 — 1월 구멍 5,000만. 신규 의사를 월 60명으로 제한하면 — 구멍 2,000만. 2,000만은 은행으로 막아요. 5,000만은 — 보리스 이고레비치만 가능해요. 아니면 파트너들이 한 번 더. 그런데 두 번은 — 안 돼요.</w:t>
-      </w:r>
-    </w:p>
-    <w:p>
-      <w:pPr>
-        <w:pStyle w:val="BodyText"/>
-      </w:pPr>
-      <w:r>
-        <w:t xml:space="preserve">디마: 60명이요? 대기 중인 의사가 140명이에요. 한국 강사들도 준비돼 있고. 알리나도 준비돼 있고. 의사들을 거절해요?</w:t>
-      </w:r>
-    </w:p>
-    <w:p>
-      <w:pPr>
-        <w:pStyle w:val="BodyText"/>
-      </w:pPr>
-      <w:r>
-        <w:t xml:space="preserve">알렉세이: 거절이 아니라. 대기열에 세우는 거야. 정직하게. 날짜와 함께.</w:t>
-      </w:r>
-    </w:p>
-    <w:p>
-      <w:pPr>
-        <w:pStyle w:val="BodyText"/>
-      </w:pPr>
-      <w:r>
-        <w:t xml:space="preserve">디마: 알렉세이 니콜라예비치, 3년 동안 파는 법을 배웠어요. 그런데 이제 의사들에게 「기다리세요」라고 해요?</w:t>
-      </w:r>
-    </w:p>
-    <w:p>
-      <w:pPr>
-        <w:pStyle w:val="BodyText"/>
-      </w:pPr>
-      <w:r>
-        <w:t xml:space="preserve">코르닐로바: 드미트리 세르게예비치, 「기다리세요」도 판매예요. 가장 어려운 판매. 20년째 하고 있어요. 오늘 당장 입술을 원하는 환자에게.</w:t>
-      </w:r>
-    </w:p>
-    <w:p>
-      <w:pPr>
-        <w:pStyle w:val="BodyText"/>
-      </w:pPr>
-      <w:r>
-        <w:t xml:space="preserve">알리나: 새 시험관으로서 말해도 될까요? 60명이 — 내가 정직하게 할 수 있는 수예요. 옐레나 빅토로브나와 함께. 지쳐서 주는 「합격」 없이. 90명은 — 안 돼요. 10월에 해 봤어요. 차 안에서 울었어요.</w:t>
-      </w:r>
-    </w:p>
-    <w:p>
-      <w:pPr>
-        <w:pStyle w:val="BodyText"/>
-      </w:pPr>
-      <w:r>
-        <w:t xml:space="preserve">디마: 울었어요? 강철 같은 분이잖아요.</w:t>
-      </w:r>
-    </w:p>
-    <w:p>
-      <w:pPr>
-        <w:pStyle w:val="BodyText"/>
-      </w:pPr>
-      <w:r>
-        <w:t xml:space="preserve">알리나: 강철도 지쳐요. 물리예요. 루스탐에게 스티로폼 얘기 물어보세요.</w:t>
-      </w:r>
-    </w:p>
-    <w:p>
-      <w:pPr>
-        <w:pStyle w:val="BodyText"/>
-      </w:pPr>
-      <w:r>
-        <w:t xml:space="preserve">알렉세이: 그럼 결정. 월 60명. 대기열은 — 공개. 날짜와 함께. 의사마다 자기 시험이 언제인지 알게. 키릴, 할 수 있어?</w:t>
-      </w:r>
-    </w:p>
-    <w:p>
-      <w:pPr>
-        <w:pStyle w:val="BodyText"/>
-      </w:pPr>
-      <w:r>
-        <w:t xml:space="preserve">키릴: 할게요. 날짜 있는 대기열. 외래 진료소처럼. 다만 더 정직하게.</w:t>
-      </w:r>
-    </w:p>
-    <w:p>
-      <w:pPr>
-        <w:pStyle w:val="BodyText"/>
-      </w:pPr>
-      <w:r>
-        <w:t xml:space="preserve">디마: 알겠어요. 「기다리세요」를 팔게요. 날짜와 함께.</w:t>
-      </w:r>
-    </w:p>
-    <w:p>
-      <w:pPr>
-        <w:pStyle w:val="BodyText"/>
-      </w:pPr>
-      <w:r>
-        <w:t xml:space="preserve">코르닐로바: 그건 이제 판매가 아니에요. 약속이에요. 약속은 팔기가 더 쉬워요.</w:t>
-      </w:r>
-    </w:p>
-    <w:p>
-      <w:pPr>
-        <w:pStyle w:val="BodyText"/>
-      </w:pPr>
-      <w:r>
-        <w:t xml:space="preserve">이리나: 그리고 두 번째 결정. 은행. 2,000만 한도 대출. 성장용이 아니라 — 길을 위한 것. 결제와 돈 사이의 넉 달은 재앙도 실수도 아니에요. 사업의 물리예요. 부끄러워할 게 아니라 자금을 대야 해요. 미리.</w:t>
-      </w:r>
-    </w:p>
-    <w:p>
-      <w:pPr>
-        <w:pStyle w:val="BodyText"/>
-      </w:pPr>
-      <w:r>
-        <w:t xml:space="preserve">올가: 물리 얘긴 알리나가 했죠. 이젠 다들 물리 얘기예요. 적어 둘게요.</w:t>
-      </w:r>
-    </w:p>
-    <w:p>
-      <w:pPr>
-        <w:pStyle w:val="BodyText"/>
-      </w:pPr>
-      <w:r>
-        <w:t xml:space="preserve">알렉세이: 그리고 셋째. 파트너들. 「고마워요」는 말로 하지 않을 거예요. 조기 결제는 — 원하는 대로 할인 없이. 그 대신 1월에 — 만남. 다섯 곳 전부. 모스크바에서. 처음으로 함께. 현금 공백을 통해서가 아니라 직접 알게.</w:t>
-      </w:r>
-    </w:p>
-    <w:p>
-      <w:pPr>
-        <w:pStyle w:val="BodyText"/>
-      </w:pPr>
-      <w:r>
-        <w:t xml:space="preserve">디마: 마리나, 루스템, 자보드치코프, 케드로프와 프로호로프, 트카치. 한 방에. 그거… 시끄럽겠네요.</w:t>
-      </w:r>
-    </w:p>
-    <w:p>
-      <w:pPr>
-        <w:pStyle w:val="BodyText"/>
-      </w:pPr>
-      <w:r>
-        <w:t xml:space="preserve">올가: 페테르부르크에선 그렇게 안 하죠. 카잔은 — 차 세 잔. 블라디보스토크는 — 게. 회의록은 내가 쓸게요.</w:t>
-      </w:r>
-    </w:p>
-    <w:p>
-      <w:pPr>
-        <w:pStyle w:val="BodyText"/>
-      </w:pPr>
-      <w:r>
-        <w:t xml:space="preserve">키릴: 명찰 만들어도 돼요? 이름 넣어서. 세묘니치처럼.</w:t>
-      </w:r>
-    </w:p>
-    <w:p>
-      <w:pPr>
-        <w:pStyle w:val="BodyText"/>
-      </w:pPr>
-      <w:r>
-        <w:t xml:space="preserve">알렉세이: 만들어. 크게. 이름과 도시.</w:t>
-      </w:r>
-    </w:p>
-    <w:p>
-      <w:pPr>
-        <w:pStyle w:val="BodyText"/>
-      </w:pPr>
-      <w:r>
-        <w:t xml:space="preserve">보리스: 알렉세이? 란스코이요. 미안해요, 하루 종일 비행기에 있었어요. 이리나가 썼더군요. 얼마 필요해요?</w:t>
-      </w:r>
-    </w:p>
-    <w:p>
-      <w:pPr>
-        <w:pStyle w:val="BodyText"/>
-      </w:pPr>
-      <w:r>
-        <w:t xml:space="preserve">알렉세이: 이젠 필요 없어요, 보리스 이고레비치. 파트너들이 기한 전에 냈어요. 스스로. 부탁도 안 했는데.</w:t>
-      </w:r>
-    </w:p>
-    <w:p>
-      <w:pPr>
-        <w:pStyle w:val="BodyText"/>
-      </w:pPr>
-      <w:r>
-        <w:t xml:space="preserve">보리스: 스스로? 부탁도 안 했는데? 40년 사업했어요. 그런 일은 딱 한 번 있었죠. 98년에. 공급사들이 내가 부탁하지도 않았는데 석 달을 기다려 줬어요. 그때 살아남겠다는 걸 알았어요. 돈 때문이 아니라. 그 사람들 때문에.</w:t>
-      </w:r>
-    </w:p>
-    <w:p>
-      <w:pPr>
-        <w:pStyle w:val="BodyText"/>
-      </w:pPr>
-      <w:r>
-        <w:t xml:space="preserve">알렉세이: 그리고 살아남으셨죠.</w:t>
-      </w:r>
-    </w:p>
-    <w:p>
-      <w:pPr>
-        <w:pStyle w:val="BodyText"/>
-      </w:pPr>
-      <w:r>
-        <w:t xml:space="preserve">보리스: 살아남았죠. 그런데 알렉세이, 들어요. 이사회가 — 12월이에요. 질문이 나올 거예요. 나한테서가 아니라. 레프와 새 이사에게서. 그들은 「세 배」를 봤어요. 그리고 「여섯 배」를 원해요. 준비해요. 그리고 이사회 전까진 아무것도 약속하지 마요.</w:t>
+        <w:t xml:space="preserve">알렉세이: 오늘은 금요일, 세진에 돈을 냈어요. 파트너들 덕분이에요. 이제 중요한 것, 12월과 1월에 대한 결정이 필요해요.</w:t>
+      </w:r>
+    </w:p>
+    <w:p>
+      <w:pPr>
+        <w:pStyle w:val="BodyText"/>
+      </w:pPr>
+      <w:r>
+        <w:t xml:space="preserve">이리나: 숫자는 칠판에 있어요. 가을처럼 계속 성장하면 1월에 5천만 구멍이 생겨요. 신규 의사를 한 달 60명으로 제한하면 구멍은 2천만이에요. 2천만은 은행으로 메우고, 5천만은 보리스 이고레비치나 다시 파트너들만 가능해요. 그런데 두 번은 그러면 안 돼요.</w:t>
+      </w:r>
+    </w:p>
+    <w:p>
+      <w:pPr>
+        <w:pStyle w:val="BodyText"/>
+      </w:pPr>
+      <w:r>
+        <w:t xml:space="preserve">디마: 60명이요? 대기 중인 의사가 140명이고, 한국 강사들도 알리나도 준비됐어요. 의사들을 거절하자는 거예요?</w:t>
+      </w:r>
+    </w:p>
+    <w:p>
+      <w:pPr>
+        <w:pStyle w:val="BodyText"/>
+      </w:pPr>
+      <w:r>
+        <w:t xml:space="preserve">알렉세이: 거절이 아니라, 날짜를 정해서 정직하게 대기열에 세우는 거야.</w:t>
+      </w:r>
+    </w:p>
+    <w:p>
+      <w:pPr>
+        <w:pStyle w:val="BodyText"/>
+      </w:pPr>
+      <w:r>
+        <w:t xml:space="preserve">디마: 알렉세이 니콜라예비치, 3년 동안 파는 법을 배웠는데 이제 의사들한테 「기다리세요」라고 하라고요?</w:t>
+      </w:r>
+    </w:p>
+    <w:p>
+      <w:pPr>
+        <w:pStyle w:val="BodyText"/>
+      </w:pPr>
+      <w:r>
+        <w:t xml:space="preserve">코르닐로바: 드미트리 세르게예비치, 「기다리세요」도 판매예요, 그것도 가장 어려운 판매요. 오늘 당장 입술을 원하는 환자에게 20년 동안 해 왔어요.</w:t>
+      </w:r>
+    </w:p>
+    <w:p>
+      <w:pPr>
+        <w:pStyle w:val="BodyText"/>
+      </w:pPr>
+      <w:r>
+        <w:t xml:space="preserve">알리나: 새 시험관으로서 말해도 될까요? 60명은 옐레나 빅토로브나와 함께 제가 정직하게, 피로 때문에 「합격」 주지 않고 볼 수 있는 숫자예요. 90명은 안 돼요. 10월에 해 봤는데, 그 뒤에 차 안에서 한참 울었어요.</w:t>
+      </w:r>
+    </w:p>
+    <w:p>
+      <w:pPr>
+        <w:pStyle w:val="BodyText"/>
+      </w:pPr>
+      <w:r>
+        <w:t xml:space="preserve">디마: 우셨다고요? 알리나 씨는 강철 같은 사람이잖아요.</w:t>
+      </w:r>
+    </w:p>
+    <w:p>
+      <w:pPr>
+        <w:pStyle w:val="BodyText"/>
+      </w:pPr>
+      <w:r>
+        <w:t xml:space="preserve">알리나: 강철도 지쳐요, 그게 물리예요. 루스탐에게 스티로폼 얘기를 물어보세요.</w:t>
+      </w:r>
+    </w:p>
+    <w:p>
+      <w:pPr>
+        <w:pStyle w:val="BodyText"/>
+      </w:pPr>
+      <w:r>
+        <w:t xml:space="preserve">알렉세이: 그럼 결정은 이거예요. 한 달 60명, 대기열은 날짜와 함께 공개해서 모든 의사가 자기 시험일을 알게 해요. 키릴, 할 수 있지?</w:t>
+      </w:r>
+    </w:p>
+    <w:p>
+      <w:pPr>
+        <w:pStyle w:val="BodyText"/>
+      </w:pPr>
+      <w:r>
+        <w:t xml:space="preserve">키릴: 날짜 있는 대기열 만들게요. 병원처럼요, 다만 더 정직하게요.</w:t>
+      </w:r>
+    </w:p>
+    <w:p>
+      <w:pPr>
+        <w:pStyle w:val="BodyText"/>
+      </w:pPr>
+      <w:r>
+        <w:t xml:space="preserve">디마: 좋아요, 「기다리세요」를 팔게요. 날짜를 붙여서요.</w:t>
+      </w:r>
+    </w:p>
+    <w:p>
+      <w:pPr>
+        <w:pStyle w:val="BodyText"/>
+      </w:pPr>
+      <w:r>
+        <w:t xml:space="preserve">코르닐로바: 그건 더 이상 판매가 아니라 약속이에요. 약속은 훨씬 팔기 쉬워요.</w:t>
+      </w:r>
+    </w:p>
+    <w:p>
+      <w:pPr>
+        <w:pStyle w:val="BodyText"/>
+      </w:pPr>
+      <w:r>
+        <w:t xml:space="preserve">이리나: 그리고 두 번째 결정이요. 은행이에요. 2천만 한도 대출. 성장이 아니라 길을 위한 거예요. 결제와 입금 사이의 넉 달은 재앙도 실수도 아니라 사업의 물리예요. 부끄러워할 게 아니라 자금을 대야 해요. 그것도 미리, 아직 불이 나기 전에요.</w:t>
+      </w:r>
+    </w:p>
+    <w:p>
+      <w:pPr>
+        <w:pStyle w:val="BodyText"/>
+      </w:pPr>
+      <w:r>
+        <w:t xml:space="preserve">올가: 물리 얘기는 알리나가 처음 했는데, 이젠 다들 물리 얘기네요. 적어 둘게요.</w:t>
+      </w:r>
+    </w:p>
+    <w:p>
+      <w:pPr>
+        <w:pStyle w:val="BodyText"/>
+      </w:pPr>
+      <w:r>
+        <w:t xml:space="preserve">알렉세이: 그리고 셋째, 파트너들이요. 말로만 고맙다고 하진 않을 거예요. 조기 결제는 그들이 원한 대로 할인 없이 받되, 1월에 다섯 곳 모두 모스크바에서 처음으로 함께 만나요. 현금 공백이 아닌 다른 걸로 서로 알게 하자고요.</w:t>
+      </w:r>
+    </w:p>
+    <w:p>
+      <w:pPr>
+        <w:pStyle w:val="BodyText"/>
+      </w:pPr>
+      <w:r>
+        <w:t xml:space="preserve">디마: 마리나, 루스템, 자보드치코프, 케드로프와 프로호로프, 트카치가 한 방에요? 그거… 시끄럽겠는데요.</w:t>
+      </w:r>
+    </w:p>
+    <w:p>
+      <w:pPr>
+        <w:pStyle w:val="BodyText"/>
+      </w:pPr>
+      <w:r>
+        <w:t xml:space="preserve">올가: 페테르부르크에선 그렇게 안 하고, 카잔은 차 세 잔, 블라디보스토크는 게예요. 회의록은 제가 쓸게요.</w:t>
+      </w:r>
+    </w:p>
+    <w:p>
+      <w:pPr>
+        <w:pStyle w:val="BodyText"/>
+      </w:pPr>
+      <w:r>
+        <w:t xml:space="preserve">키릴: 세묘니치처럼 이름 명찰을 만들어도 될까요?</w:t>
+      </w:r>
+    </w:p>
+    <w:p>
+      <w:pPr>
+        <w:pStyle w:val="BodyText"/>
+      </w:pPr>
+      <w:r>
+        <w:t xml:space="preserve">알렉세이: 만들어. 크게, 이름과 도시를 다들 볼 수 있게.</w:t>
+      </w:r>
+    </w:p>
+    <w:p>
+      <w:pPr>
+        <w:pStyle w:val="BodyText"/>
+      </w:pPr>
+      <w:r>
+        <w:t xml:space="preserve">보리스: 알렉세이? 란스코이네. 미안하네, 하루 종일 비행기에 있었어. 이리나가 문자를 했던데, 얼마나 필요한가?</w:t>
+      </w:r>
+    </w:p>
+    <w:p>
+      <w:pPr>
+        <w:pStyle w:val="BodyText"/>
+      </w:pPr>
+      <w:r>
+        <w:t xml:space="preserve">알렉세이: 이제 필요 없어요, 보리스 이고레비치. 파트너들이 부탁도 없이 스스로 기한 전에 냈어요.</w:t>
+      </w:r>
+    </w:p>
+    <w:p>
+      <w:pPr>
+        <w:pStyle w:val="BodyText"/>
+      </w:pPr>
+      <w:r>
+        <w:t xml:space="preserve">보리스: 스스로, 부탁도 없이? 사업한 지 40년인데, 그런 일은 98년에 딱 한 번 있었어. 내가 부탁하지도 않았는데 공급사들이 석 달을 기다려 줬지. 그때 살아남겠다는 걸 알았어. 돈 때문이 아니라 그 사람들 때문에.</w:t>
+      </w:r>
+    </w:p>
+    <w:p>
+      <w:pPr>
+        <w:pStyle w:val="BodyText"/>
+      </w:pPr>
+      <w:r>
+        <w:t xml:space="preserve">알렉세이: 그리고 실제로 살아남으셨죠.</w:t>
+      </w:r>
+    </w:p>
+    <w:p>
+      <w:pPr>
+        <w:pStyle w:val="BodyText"/>
+      </w:pPr>
+      <w:r>
+        <w:t xml:space="preserve">보리스: 살아남았지. 그런데 알렉세이, 잘 들어. 12월에 이사회가 있어. 나 말고 레프와 새 이사에게서 질문이 나올 거야. 그들은 「세 배」를 봤고 「여섯 배」를 원해. 준비하고, 이사회 전엔 아무것도 약속하지 마.</w:t>
       </w:r>
     </w:p>
     <w:bookmarkEnd w:id="36"/>
@@ -4660,39 +4660,39 @@
         <w:pStyle w:val="FirstParagraph"/>
       </w:pPr>
       <w:r>
-        <w:t xml:space="preserve">도윤: 료샤, 최 부사장님 연결됐어. 직접 말하고 싶으시대. 러시아어로.</w:t>
-      </w:r>
-    </w:p>
-    <w:p>
-      <w:pPr>
-        <w:pStyle w:val="BodyText"/>
-      </w:pPr>
-      <w:r>
-        <w:t xml:space="preserve">최: 보론초프. 3.1. 내가 맞았어요.</w:t>
-      </w:r>
-    </w:p>
-    <w:p>
-      <w:pPr>
-        <w:pStyle w:val="BodyText"/>
-      </w:pPr>
-      <w:r>
-        <w:t xml:space="preserve">알렉세이: 맞으셨어요, 최 부사장님. 숫자는 — 부사장님 거예요.</w:t>
-      </w:r>
-    </w:p>
-    <w:p>
-      <w:pPr>
-        <w:pStyle w:val="BodyText"/>
-      </w:pPr>
-      <w:r>
-        <w:t xml:space="preserve">최: 숫자는 — 내 거. 하지만 길은 — 당신들 거. 난 영상, 프로모션, 블로거, 두 번째 유통사를 원했어요. 당신들은 그 전부 없이 세 배를 했어요. 볼코프 없이도. 내가 맞았어요. 하지만 생각한 방식으론 아니었어요. 불쾌하네요. 그리고 유익하고요.</w:t>
-      </w:r>
-    </w:p>
-    <w:p>
-      <w:pPr>
-        <w:pStyle w:val="BodyText"/>
-      </w:pPr>
-      <w:r>
-        <w:t xml:space="preserve">도윤: 연습하셨어. 30분. 들었어.</w:t>
+        <w:t xml:space="preserve">도윤: 료샤, 최가 연결됐어. 직접, 러시아어로 말하고 싶대.</w:t>
+      </w:r>
+    </w:p>
+    <w:p>
+      <w:pPr>
+        <w:pStyle w:val="BodyText"/>
+      </w:pPr>
+      <w:r>
+        <w:t xml:space="preserve">최: 보론초프, 3.1배. 보다시피 내가 옳았어요.</w:t>
+      </w:r>
+    </w:p>
+    <w:p>
+      <w:pPr>
+        <w:pStyle w:val="BodyText"/>
+      </w:pPr>
+      <w:r>
+        <w:t xml:space="preserve">알렉세이: 옳으셨어요, 최 부사장님. 그 숫자는 당신 거예요.</w:t>
+      </w:r>
+    </w:p>
+    <w:p>
+      <w:pPr>
+        <w:pStyle w:val="BodyText"/>
+      </w:pPr>
+      <w:r>
+        <w:t xml:space="preserve">최: 숫자는 내 거지만, 길은 당신들 거예요. 난 영상, 프로모션, 블로거, 두 번째 유통사를 원했는데, 당신들은 그 없이, 볼코프도 없이 세 배를 해냈어요. 내가 맞았어요. 하지만 생각한 방식은 아니었어요. 불쾌하지만 유익해요.</w:t>
+      </w:r>
+    </w:p>
+    <w:p>
+      <w:pPr>
+        <w:pStyle w:val="BodyText"/>
+      </w:pPr>
+      <w:r>
+        <w:t xml:space="preserve">도윤: 30분 동안 연습했어, 내가 들었어.</w:t>
       </w:r>
     </w:p>
     <w:p>
@@ -4708,71 +4708,71 @@
         <w:pStyle w:val="BodyText"/>
       </w:pPr>
       <w:r>
-        <w:t xml:space="preserve">알렉세이: 최 부사장님, 소식이 하나 더 있어요. 성장을 제한했어요. 월 의사 60명. 안 그러면 코르닐로바가 무너져요. 현금도.</w:t>
-      </w:r>
-    </w:p>
-    <w:p>
-      <w:pPr>
-        <w:pStyle w:val="BodyText"/>
-      </w:pPr>
-      <w:r>
-        <w:t xml:space="preserve">최: 제한했다고요? 자발적으로? 세진에선 아무도 안 믿을 거예요.</w:t>
-      </w:r>
-    </w:p>
-    <w:p>
-      <w:pPr>
-        <w:pStyle w:val="BodyText"/>
-      </w:pPr>
-      <w:r>
-        <w:t xml:space="preserve">도윤: 대표님은 믿으셔. 이사회에서 말씀하셨어: 「러시아 사람들은 소스놉카의 소나무처럼 자란다. 천천히 — 그러니까 오래」.</w:t>
-      </w:r>
-    </w:p>
-    <w:p>
-      <w:pPr>
-        <w:pStyle w:val="BodyText"/>
-      </w:pPr>
-      <w:r>
-        <w:t xml:space="preserve">알렉세이: 소스놉카? 그 이름을 기억하세요?</w:t>
-      </w:r>
-    </w:p>
-    <w:p>
-      <w:pPr>
-        <w:pStyle w:val="BodyText"/>
-      </w:pPr>
-      <w:r>
-        <w:t xml:space="preserve">도윤: 그분 혈압계로 혈압을 재시잖아. 매일 아침. 다 기억하셔.</w:t>
-      </w:r>
-    </w:p>
-    <w:p>
-      <w:pPr>
-        <w:pStyle w:val="BodyText"/>
-      </w:pPr>
-      <w:r>
-        <w:t xml:space="preserve">최: 보론초프, 마지막 질문. 괜찮아요? 계획에 없는 거.</w:t>
-      </w:r>
-    </w:p>
-    <w:p>
-      <w:pPr>
-        <w:pStyle w:val="BodyText"/>
-      </w:pPr>
-      <w:r>
-        <w:t xml:space="preserve">알렉세이: 괜찮아요.</w:t>
-      </w:r>
-    </w:p>
-    <w:p>
-      <w:pPr>
-        <w:pStyle w:val="BodyText"/>
-      </w:pPr>
-      <w:r>
-        <w:t xml:space="preserve">최: 그 판지. 나도 같은 거 가질 수 있어요? 원주에. 내 사무실에. 세 줄.</w:t>
-      </w:r>
-    </w:p>
-    <w:p>
-      <w:pPr>
-        <w:pStyle w:val="BodyText"/>
-      </w:pPr>
-      <w:r>
-        <w:t xml:space="preserve">알렉세이: 판지는 팔지 않아요, 최 부사장님. 직접 써야 해요. 자기 손으로. 볼펜은 보내 드릴게요. 파란 거.</w:t>
+        <w:t xml:space="preserve">알렉세이: 최 부사장님, 소식이 하나 더 있어요. 성장을 한 달 의사 60명으로 제한했어요. 안 그러면 코르닐로바가 무너지고, 그다음엔 현금이 무너져요.</w:t>
+      </w:r>
+    </w:p>
+    <w:p>
+      <w:pPr>
+        <w:pStyle w:val="BodyText"/>
+      </w:pPr>
+      <w:r>
+        <w:t xml:space="preserve">최: 제한했다고요? 자발적으로요? 세진에선 아무도 안 믿을 거예요.</w:t>
+      </w:r>
+    </w:p>
+    <w:p>
+      <w:pPr>
+        <w:pStyle w:val="BodyText"/>
+      </w:pPr>
+      <w:r>
+        <w:t xml:space="preserve">도윤: 회장님은 믿으실 거야. 이사회에서 「러시아 사람들은 소스놉카의 소나무처럼 자란다. 천천히, 그래서 오래」라고 하셨어.</w:t>
+      </w:r>
+    </w:p>
+    <w:p>
+      <w:pPr>
+        <w:pStyle w:val="BodyText"/>
+      </w:pPr>
+      <w:r>
+        <w:t xml:space="preserve">알렉세이: 소스놉카? 마을 이름까지 기억하셔?</w:t>
+      </w:r>
+    </w:p>
+    <w:p>
+      <w:pPr>
+        <w:pStyle w:val="BodyText"/>
+      </w:pPr>
+      <w:r>
+        <w:t xml:space="preserve">도윤: 매일 아침 할머니 혈압계로 혈압을 재시니까, 다 기억하셔.</w:t>
+      </w:r>
+    </w:p>
+    <w:p>
+      <w:pPr>
+        <w:pStyle w:val="BodyText"/>
+      </w:pPr>
+      <w:r>
+        <w:t xml:space="preserve">최: 보론초프, 마지막 질문 해도 될까요? 계획에 없는 거예요.</w:t>
+      </w:r>
+    </w:p>
+    <w:p>
+      <w:pPr>
+        <w:pStyle w:val="BodyText"/>
+      </w:pPr>
+      <w:r>
+        <w:t xml:space="preserve">알렉세이: 물론이죠, 최 부사장님. 물어보세요.</w:t>
+      </w:r>
+    </w:p>
+    <w:p>
+      <w:pPr>
+        <w:pStyle w:val="BodyText"/>
+      </w:pPr>
+      <w:r>
+        <w:t xml:space="preserve">최: 그 판지요… 나도 같은 걸 가질 수 있을까요? 원주 내 사무실에 걸게요. 세 줄짜리로요.</w:t>
+      </w:r>
+    </w:p>
+    <w:p>
+      <w:pPr>
+        <w:pStyle w:val="BodyText"/>
+      </w:pPr>
+      <w:r>
+        <w:t xml:space="preserve">알렉세이: 판지는 팔지 않아요, 부사장님. 자기 손으로 직접 쓰는 거예요. 대신 펜을 보내 드릴게요, 파란 펜이요.</w:t>
       </w:r>
     </w:p>
     <w:bookmarkEnd w:id="37"/>
